--- a/final_report.docx
+++ b/final_report.docx
@@ -5,6 +5,7 @@
     <w:p>
       <w:pPr>
         <w:rPr>
+          <w:rFonts w:ascii="Arial" w:hAnsi="Arial" w:cs="Arial"/>
           <w:b/>
           <w:bCs/>
           <w:sz w:val="36"/>
@@ -13,6 +14,7 @@
       </w:pPr>
       <w:r>
         <w:rPr>
+          <w:rFonts w:ascii="Arial" w:hAnsi="Arial" w:cs="Arial"/>
           <w:b/>
           <w:bCs/>
           <w:sz w:val="36"/>
@@ -22,120 +24,201 @@
       </w:r>
     </w:p>
     <w:p>
-      <w:r>
-        <w:rPr>
+      <w:pPr>
+        <w:rPr>
+          <w:rFonts w:ascii="Arial" w:hAnsi="Arial" w:cs="Arial"/>
+        </w:rPr>
+      </w:pPr>
+      <w:r>
+        <w:rPr>
+          <w:rFonts w:ascii="Arial" w:hAnsi="Arial" w:cs="Arial"/>
           <w:b/>
           <w:bCs/>
         </w:rPr>
         <w:t>Project Title</w:t>
       </w:r>
       <w:r>
+        <w:rPr>
+          <w:rFonts w:ascii="Arial" w:hAnsi="Arial" w:cs="Arial"/>
+        </w:rPr>
         <w:t>: AI Fake News Sentiment Tracking and Analysis</w:t>
       </w:r>
     </w:p>
     <w:p>
-      <w:r>
-        <w:rPr>
+      <w:pPr>
+        <w:rPr>
+          <w:rFonts w:ascii="Arial" w:hAnsi="Arial" w:cs="Arial"/>
+        </w:rPr>
+      </w:pPr>
+      <w:r>
+        <w:rPr>
+          <w:rFonts w:ascii="Arial" w:hAnsi="Arial" w:cs="Arial"/>
           <w:b/>
           <w:bCs/>
         </w:rPr>
         <w:t>Team Members</w:t>
       </w:r>
       <w:r>
+        <w:rPr>
+          <w:rFonts w:ascii="Arial" w:hAnsi="Arial" w:cs="Arial"/>
+        </w:rPr>
         <w:t>: DongYeon Kim (dk72)</w:t>
       </w:r>
     </w:p>
     <w:p>
-      <w:r>
-        <w:rPr>
+      <w:pPr>
+        <w:rPr>
+          <w:rFonts w:ascii="Arial" w:hAnsi="Arial" w:cs="Arial"/>
+        </w:rPr>
+      </w:pPr>
+      <w:r>
+        <w:rPr>
+          <w:rFonts w:ascii="Arial" w:hAnsi="Arial" w:cs="Arial"/>
           <w:b/>
           <w:bCs/>
         </w:rPr>
         <w:t>Project Coordinator</w:t>
       </w:r>
       <w:r>
+        <w:rPr>
+          <w:rFonts w:ascii="Arial" w:hAnsi="Arial" w:cs="Arial"/>
+        </w:rPr>
         <w:t>: DongYeon Kim (dk72)</w:t>
       </w:r>
     </w:p>
     <w:p>
-      <w:r>
-        <w:rPr>
+      <w:pPr>
+        <w:rPr>
+          <w:rFonts w:ascii="Arial" w:hAnsi="Arial" w:cs="Arial"/>
+        </w:rPr>
+      </w:pPr>
+      <w:r>
+        <w:rPr>
+          <w:rFonts w:ascii="Arial" w:hAnsi="Arial" w:cs="Arial"/>
           <w:b/>
           <w:bCs/>
         </w:rPr>
         <w:t>Project Code + Documentation Submission Link</w:t>
       </w:r>
       <w:r>
+        <w:rPr>
+          <w:rFonts w:ascii="Arial" w:hAnsi="Arial" w:cs="Arial"/>
+        </w:rPr>
         <w:t>: </w:t>
       </w:r>
       <w:hyperlink r:id="rId5" w:history="1">
         <w:r>
           <w:rPr>
             <w:rStyle w:val="aa"/>
+            <w:rFonts w:ascii="Arial" w:hAnsi="Arial" w:cs="Arial"/>
           </w:rPr>
           <w:t>https://github.com/dongyeon522/ai-fake-news-sentiment</w:t>
         </w:r>
       </w:hyperlink>
     </w:p>
     <w:p>
-      <w:r>
-        <w:rPr>
+      <w:pPr>
+        <w:rPr>
+          <w:rFonts w:ascii="Arial" w:hAnsi="Arial" w:cs="Arial"/>
+        </w:rPr>
+      </w:pPr>
+      <w:r>
+        <w:rPr>
+          <w:rFonts w:ascii="Arial" w:hAnsi="Arial" w:cs="Arial"/>
           <w:b/>
           <w:bCs/>
         </w:rPr>
         <w:t>Project Presentation Submission Link</w:t>
       </w:r>
       <w:r>
+        <w:rPr>
+          <w:rFonts w:ascii="Arial" w:hAnsi="Arial" w:cs="Arial"/>
+        </w:rPr>
         <w:t>: </w:t>
       </w:r>
       <w:hyperlink r:id="rId6" w:history="1">
         <w:r>
           <w:rPr>
             <w:rStyle w:val="aa"/>
+            <w:rFonts w:ascii="Arial" w:hAnsi="Arial" w:cs="Arial"/>
           </w:rPr>
           <w:t>https://mediaspace.illinois.edu/media/t/1_e137pu64</w:t>
         </w:r>
       </w:hyperlink>
       <w:r>
+        <w:rPr>
+          <w:rFonts w:ascii="Arial" w:hAnsi="Arial" w:cs="Arial"/>
+        </w:rPr>
         <w:t> or </w:t>
       </w:r>
       <w:hyperlink r:id="rId7" w:history="1">
         <w:r>
           <w:rPr>
             <w:rStyle w:val="aa"/>
+            <w:rFonts w:ascii="Arial" w:hAnsi="Arial" w:cs="Arial"/>
           </w:rPr>
           <w:t>here</w:t>
         </w:r>
       </w:hyperlink>
     </w:p>
     <w:p>
-      <w:r>
-        <w:rPr>
+      <w:pPr>
+        <w:rPr>
+          <w:rFonts w:ascii="Arial" w:hAnsi="Arial" w:cs="Arial"/>
+        </w:rPr>
+      </w:pPr>
+      <w:r>
+        <w:rPr>
+          <w:rFonts w:ascii="Arial" w:hAnsi="Arial" w:cs="Arial"/>
           <w:b/>
           <w:bCs/>
         </w:rPr>
         <w:t>Final Report Link</w:t>
       </w:r>
       <w:r>
+        <w:rPr>
+          <w:rFonts w:ascii="Arial" w:hAnsi="Arial" w:cs="Arial"/>
+        </w:rPr>
         <w:t xml:space="preserve">: </w:t>
       </w:r>
       <w:hyperlink r:id="rId8" w:history="1">
         <w:r>
           <w:rPr>
             <w:rStyle w:val="aa"/>
+            <w:rFonts w:ascii="Arial" w:hAnsi="Arial" w:cs="Arial"/>
           </w:rPr>
           <w:t>https://github.com/dongyeon522/ai-fake-news-sentiment/blob/main/final_report.docx</w:t>
         </w:r>
       </w:hyperlink>
     </w:p>
     <w:p>
-      <w:r>
+      <w:pPr>
+        <w:rPr>
+          <w:rFonts w:ascii="Arial" w:hAnsi="Arial" w:cs="Arial"/>
+        </w:rPr>
+      </w:pPr>
+      <w:r>
+        <w:rPr>
+          <w:rFonts w:ascii="Arial" w:hAnsi="Arial" w:cs="Arial"/>
+        </w:rPr>
         <w:t>#project #report</w:t>
       </w:r>
     </w:p>
     <w:p>
-      <w:r>
-        <w:rPr>
+      <w:pPr>
+        <w:rPr>
+          <w:rFonts w:ascii="Arial" w:hAnsi="Arial" w:cs="Arial"/>
+        </w:rPr>
+      </w:pPr>
+      <w:r>
+        <w:rPr>
+          <w:rFonts w:ascii="Arial" w:hAnsi="Arial" w:cs="Arial"/>
+          <w:noProof/>
+        </w:rPr>
+      </w:r>
+      <w:r>
+        <w:rPr>
+          <w:rFonts w:ascii="Arial" w:hAnsi="Arial" w:cs="Arial"/>
           <w:noProof/>
         </w:rPr>
         <w:pict w14:anchorId="70A18CCE">
@@ -146,12 +229,14 @@
     <w:p>
       <w:pPr>
         <w:rPr>
+          <w:rFonts w:ascii="Arial" w:hAnsi="Arial" w:cs="Arial"/>
           <w:b/>
           <w:bCs/>
         </w:rPr>
       </w:pPr>
       <w:r>
         <w:rPr>
+          <w:rFonts w:ascii="Arial" w:hAnsi="Arial" w:cs="Arial"/>
           <w:b/>
           <w:bCs/>
         </w:rPr>
@@ -159,35 +244,58 @@
       </w:r>
     </w:p>
     <w:p>
-      <w:r>
+      <w:pPr>
+        <w:spacing w:line="276" w:lineRule="auto"/>
+        <w:rPr>
+          <w:rFonts w:ascii="Arial" w:hAnsi="Arial" w:cs="Arial"/>
+        </w:rPr>
+      </w:pPr>
+      <w:r>
+        <w:rPr>
+          <w:rFonts w:ascii="Arial" w:hAnsi="Arial" w:cs="Arial"/>
+        </w:rPr>
         <w:t>This project presents an information retrieval and sentiment analysis system designed to measure public sentiment toward AI-generated misinformation, deepfakes, and fake news. Using NYT article retrieval, TF-IDF/BM25 ranking, and two sentiment models (</w:t>
       </w:r>
       <w:proofErr w:type="spellStart"/>
       <w:r>
+        <w:rPr>
+          <w:rFonts w:ascii="Arial" w:hAnsi="Arial" w:cs="Arial"/>
+        </w:rPr>
         <w:t>TextBlob</w:t>
       </w:r>
       <w:proofErr w:type="spellEnd"/>
       <w:r>
+        <w:rPr>
+          <w:rFonts w:ascii="Arial" w:hAnsi="Arial" w:cs="Arial"/>
+        </w:rPr>
         <w:t xml:space="preserve"> and </w:t>
       </w:r>
       <w:proofErr w:type="spellStart"/>
       <w:r>
+        <w:rPr>
+          <w:rFonts w:ascii="Arial" w:hAnsi="Arial" w:cs="Arial"/>
+        </w:rPr>
         <w:t>RoBERTa</w:t>
       </w:r>
       <w:proofErr w:type="spellEnd"/>
       <w:r>
+        <w:rPr>
+          <w:rFonts w:ascii="Arial" w:hAnsi="Arial" w:cs="Arial"/>
+        </w:rPr>
         <w:t>), the system constructs monthly sentiment trends for the year 2024. The results highlight distinct differences between lexicon-based and transformer-based sentiment models, revealing how model choice affects the interpretation of media tone around AI risks.</w:t>
       </w:r>
     </w:p>
     <w:p>
       <w:pPr>
         <w:rPr>
+          <w:rFonts w:ascii="Arial" w:hAnsi="Arial" w:cs="Arial"/>
           <w:b/>
           <w:bCs/>
         </w:rPr>
       </w:pPr>
       <w:r>
         <w:rPr>
+          <w:rFonts w:ascii="Arial" w:hAnsi="Arial" w:cs="Arial"/>
           <w:b/>
           <w:bCs/>
         </w:rPr>
@@ -195,90 +303,162 @@
       </w:r>
     </w:p>
     <w:p>
-      <w:r>
+      <w:pPr>
+        <w:spacing w:line="276" w:lineRule="auto"/>
+        <w:rPr>
+          <w:rFonts w:ascii="Arial" w:hAnsi="Arial" w:cs="Arial"/>
+        </w:rPr>
+      </w:pPr>
+      <w:r>
+        <w:rPr>
+          <w:rFonts w:ascii="Arial" w:hAnsi="Arial" w:cs="Arial"/>
+        </w:rPr>
         <w:t>AI-generated misinformation and deepfake content have rapidly become global concerns, influencing public trust and shaping policy discussions. Understanding how news media frames these topics is essential, as media tone often reflects and shapes public perception.</w:t>
       </w:r>
     </w:p>
     <w:p>
-      <w:r>
+      <w:pPr>
+        <w:spacing w:line="276" w:lineRule="auto"/>
+        <w:rPr>
+          <w:rFonts w:ascii="Arial" w:hAnsi="Arial" w:cs="Arial"/>
+        </w:rPr>
+      </w:pPr>
+      <w:r>
+        <w:rPr>
+          <w:rFonts w:ascii="Arial" w:hAnsi="Arial" w:cs="Arial"/>
+        </w:rPr>
         <w:t>This project develops a complete text retrieval and sentiment analysis pipeline that:</w:t>
       </w:r>
     </w:p>
     <w:p>
       <w:pPr>
+        <w:pStyle w:val="a6"/>
         <w:numPr>
           <w:ilvl w:val="0"/>
-          <w:numId w:val="1"/>
+          <w:numId w:val="9"/>
         </w:numPr>
-      </w:pPr>
-      <w:r>
+        <w:spacing w:line="276" w:lineRule="auto"/>
+        <w:rPr>
+          <w:rFonts w:ascii="Arial" w:hAnsi="Arial" w:cs="Arial"/>
+        </w:rPr>
+      </w:pPr>
+      <w:r>
+        <w:rPr>
+          <w:rFonts w:ascii="Arial" w:hAnsi="Arial" w:cs="Arial"/>
+        </w:rPr>
         <w:t>collects AI-related misinformation articles from the New York Times API,</w:t>
       </w:r>
     </w:p>
     <w:p>
       <w:pPr>
+        <w:pStyle w:val="a6"/>
         <w:numPr>
           <w:ilvl w:val="0"/>
-          <w:numId w:val="1"/>
+          <w:numId w:val="9"/>
         </w:numPr>
-      </w:pPr>
-      <w:r>
+        <w:spacing w:line="276" w:lineRule="auto"/>
+        <w:rPr>
+          <w:rFonts w:ascii="Arial" w:hAnsi="Arial" w:cs="Arial"/>
+        </w:rPr>
+      </w:pPr>
+      <w:r>
+        <w:rPr>
+          <w:rFonts w:ascii="Arial" w:hAnsi="Arial" w:cs="Arial"/>
+        </w:rPr>
         <w:t>preprocesses and structures the text into a corpus,</w:t>
       </w:r>
     </w:p>
     <w:p>
       <w:pPr>
+        <w:pStyle w:val="a6"/>
         <w:numPr>
           <w:ilvl w:val="0"/>
-          <w:numId w:val="1"/>
+          <w:numId w:val="9"/>
         </w:numPr>
-      </w:pPr>
-      <w:r>
-        <w:lastRenderedPageBreak/>
+        <w:spacing w:line="276" w:lineRule="auto"/>
+        <w:rPr>
+          <w:rFonts w:ascii="Arial" w:hAnsi="Arial" w:cs="Arial"/>
+        </w:rPr>
+      </w:pPr>
+      <w:r>
+        <w:rPr>
+          <w:rFonts w:ascii="Arial" w:hAnsi="Arial" w:cs="Arial"/>
+        </w:rPr>
         <w:t>applies two different sentiment models,</w:t>
       </w:r>
     </w:p>
     <w:p>
       <w:pPr>
+        <w:pStyle w:val="a6"/>
         <w:numPr>
           <w:ilvl w:val="0"/>
-          <w:numId w:val="1"/>
+          <w:numId w:val="9"/>
         </w:numPr>
-      </w:pPr>
-      <w:r>
+        <w:spacing w:line="276" w:lineRule="auto"/>
+        <w:rPr>
+          <w:rFonts w:ascii="Arial" w:hAnsi="Arial" w:cs="Arial"/>
+        </w:rPr>
+      </w:pPr>
+      <w:r>
+        <w:rPr>
+          <w:rFonts w:ascii="Arial" w:hAnsi="Arial" w:cs="Arial"/>
+        </w:rPr>
         <w:t>visualizes sentiment trends over time.</w:t>
       </w:r>
     </w:p>
     <w:p>
-      <w:r>
+      <w:pPr>
+        <w:spacing w:line="276" w:lineRule="auto"/>
+        <w:rPr>
+          <w:rFonts w:ascii="Arial" w:hAnsi="Arial" w:cs="Arial"/>
+        </w:rPr>
+      </w:pPr>
+      <w:r>
+        <w:rPr>
+          <w:rFonts w:ascii="Arial" w:hAnsi="Arial" w:cs="Arial"/>
+        </w:rPr>
         <w:t xml:space="preserve">By comparing </w:t>
       </w:r>
       <w:proofErr w:type="spellStart"/>
       <w:r>
+        <w:rPr>
+          <w:rFonts w:ascii="Arial" w:hAnsi="Arial" w:cs="Arial"/>
+        </w:rPr>
         <w:t>TextBlob</w:t>
       </w:r>
       <w:proofErr w:type="spellEnd"/>
       <w:r>
+        <w:rPr>
+          <w:rFonts w:ascii="Arial" w:hAnsi="Arial" w:cs="Arial"/>
+        </w:rPr>
         <w:t xml:space="preserve"> and </w:t>
       </w:r>
       <w:proofErr w:type="spellStart"/>
       <w:r>
+        <w:rPr>
+          <w:rFonts w:ascii="Arial" w:hAnsi="Arial" w:cs="Arial"/>
+        </w:rPr>
         <w:t>RoBERTa</w:t>
       </w:r>
       <w:proofErr w:type="spellEnd"/>
       <w:r>
+        <w:rPr>
+          <w:rFonts w:ascii="Arial" w:hAnsi="Arial" w:cs="Arial"/>
+        </w:rPr>
         <w:t>, the system demonstrates how different NLP techniques interpret sentiment in formal journalistic writing.</w:t>
       </w:r>
     </w:p>
     <w:p>
       <w:pPr>
         <w:rPr>
+          <w:rFonts w:ascii="Arial" w:hAnsi="Arial" w:cs="Arial"/>
           <w:b/>
           <w:bCs/>
         </w:rPr>
       </w:pPr>
       <w:r>
         <w:rPr>
+          <w:rFonts w:ascii="Arial" w:hAnsi="Arial" w:cs="Arial"/>
           <w:b/>
           <w:bCs/>
         </w:rPr>
@@ -286,218 +466,267 @@
       </w:r>
     </w:p>
     <w:p>
-      <w:r>
+      <w:pPr>
+        <w:spacing w:line="276" w:lineRule="auto"/>
+        <w:rPr>
+          <w:rFonts w:ascii="Arial" w:hAnsi="Arial" w:cs="Arial"/>
+        </w:rPr>
+      </w:pPr>
+      <w:r>
+        <w:rPr>
+          <w:rFonts w:ascii="Arial" w:hAnsi="Arial" w:cs="Arial"/>
+        </w:rPr>
         <w:t>Data is collected directly from the NYT Article Search API.</w:t>
       </w:r>
     </w:p>
     <w:p>
       <w:pPr>
+        <w:pStyle w:val="a6"/>
         <w:numPr>
           <w:ilvl w:val="0"/>
-          <w:numId w:val="2"/>
+          <w:numId w:val="9"/>
         </w:numPr>
-      </w:pPr>
-      <w:r>
-        <w:rPr>
+        <w:spacing w:line="276" w:lineRule="auto"/>
+        <w:rPr>
+          <w:rFonts w:ascii="Arial" w:hAnsi="Arial" w:cs="Arial"/>
+        </w:rPr>
+      </w:pPr>
+      <w:r>
+        <w:rPr>
+          <w:rFonts w:ascii="Arial" w:hAnsi="Arial" w:cs="Arial"/>
+        </w:rPr>
+        <w:t>Time Range: January–December 2024</w:t>
+      </w:r>
+    </w:p>
+    <w:p>
+      <w:pPr>
+        <w:pStyle w:val="a6"/>
+        <w:numPr>
+          <w:ilvl w:val="0"/>
+          <w:numId w:val="9"/>
+        </w:numPr>
+        <w:spacing w:line="276" w:lineRule="auto"/>
+        <w:rPr>
+          <w:rFonts w:ascii="Arial" w:hAnsi="Arial" w:cs="Arial"/>
+        </w:rPr>
+      </w:pPr>
+      <w:r>
+        <w:rPr>
+          <w:rFonts w:ascii="Arial" w:hAnsi="Arial" w:cs="Arial"/>
+        </w:rPr>
+        <w:t>Queries: artificial intelligence, deepfake, fake news, misinformation (12 months × 4 queries = 48 total API calls)</w:t>
+      </w:r>
+    </w:p>
+    <w:p>
+      <w:pPr>
+        <w:pStyle w:val="a6"/>
+        <w:numPr>
+          <w:ilvl w:val="0"/>
+          <w:numId w:val="9"/>
+        </w:numPr>
+        <w:spacing w:line="276" w:lineRule="auto"/>
+        <w:rPr>
+          <w:rFonts w:ascii="Arial" w:hAnsi="Arial" w:cs="Arial"/>
+        </w:rPr>
+      </w:pPr>
+      <w:r>
+        <w:rPr>
+          <w:rFonts w:ascii="Arial" w:hAnsi="Arial" w:cs="Arial"/>
+        </w:rPr>
+        <w:t>Total Retrieved Articles: 459 after deduplication</w:t>
+      </w:r>
+    </w:p>
+    <w:p>
+      <w:pPr>
+        <w:pStyle w:val="a6"/>
+        <w:numPr>
+          <w:ilvl w:val="0"/>
+          <w:numId w:val="9"/>
+        </w:numPr>
+        <w:spacing w:line="276" w:lineRule="auto"/>
+        <w:rPr>
+          <w:rFonts w:ascii="Arial" w:hAnsi="Arial" w:cs="Arial"/>
+        </w:rPr>
+      </w:pPr>
+      <w:r>
+        <w:rPr>
+          <w:rFonts w:ascii="Arial" w:hAnsi="Arial" w:cs="Arial"/>
+        </w:rPr>
+        <w:t>API Behavior: maximum 10 items per request, requiring month-by-month batching</w:t>
+      </w:r>
+    </w:p>
+    <w:p>
+      <w:pPr>
+        <w:spacing w:line="276" w:lineRule="auto"/>
+        <w:rPr>
+          <w:rFonts w:ascii="Arial" w:hAnsi="Arial" w:cs="Arial"/>
+        </w:rPr>
+      </w:pPr>
+      <w:r>
+        <w:rPr>
+          <w:rFonts w:ascii="Arial" w:hAnsi="Arial" w:cs="Arial"/>
+        </w:rPr>
+        <w:t>Preprocessing produced a standardized corpus where each article contains:</w:t>
+      </w:r>
+    </w:p>
+    <w:p>
+      <w:pPr>
+        <w:pStyle w:val="a6"/>
+        <w:numPr>
+          <w:ilvl w:val="0"/>
+          <w:numId w:val="9"/>
+        </w:numPr>
+        <w:spacing w:line="276" w:lineRule="auto"/>
+        <w:rPr>
+          <w:rFonts w:ascii="Arial" w:hAnsi="Arial" w:cs="Arial"/>
+        </w:rPr>
+      </w:pPr>
+      <w:r>
+        <w:rPr>
+          <w:rFonts w:ascii="Arial" w:hAnsi="Arial" w:cs="Arial"/>
+        </w:rPr>
+        <w:lastRenderedPageBreak/>
+        <w:t>title</w:t>
+      </w:r>
+    </w:p>
+    <w:p>
+      <w:pPr>
+        <w:pStyle w:val="a6"/>
+        <w:numPr>
+          <w:ilvl w:val="0"/>
+          <w:numId w:val="9"/>
+        </w:numPr>
+        <w:spacing w:line="276" w:lineRule="auto"/>
+        <w:rPr>
+          <w:rFonts w:ascii="Arial" w:hAnsi="Arial" w:cs="Arial"/>
+        </w:rPr>
+      </w:pPr>
+      <w:r>
+        <w:rPr>
+          <w:rFonts w:ascii="Arial" w:hAnsi="Arial" w:cs="Arial"/>
+        </w:rPr>
+        <w:t>description</w:t>
+      </w:r>
+    </w:p>
+    <w:p>
+      <w:pPr>
+        <w:pStyle w:val="a6"/>
+        <w:numPr>
+          <w:ilvl w:val="0"/>
+          <w:numId w:val="9"/>
+        </w:numPr>
+        <w:spacing w:line="276" w:lineRule="auto"/>
+        <w:rPr>
+          <w:rFonts w:ascii="Arial" w:hAnsi="Arial" w:cs="Arial"/>
+        </w:rPr>
+      </w:pPr>
+      <w:r>
+        <w:rPr>
+          <w:rFonts w:ascii="Arial" w:hAnsi="Arial" w:cs="Arial"/>
+        </w:rPr>
+        <w:t>content</w:t>
+      </w:r>
+    </w:p>
+    <w:p>
+      <w:pPr>
+        <w:pStyle w:val="a6"/>
+        <w:numPr>
+          <w:ilvl w:val="0"/>
+          <w:numId w:val="9"/>
+        </w:numPr>
+        <w:spacing w:line="276" w:lineRule="auto"/>
+        <w:rPr>
+          <w:rFonts w:ascii="Arial" w:hAnsi="Arial" w:cs="Arial"/>
+        </w:rPr>
+      </w:pPr>
+      <w:r>
+        <w:rPr>
+          <w:rFonts w:ascii="Arial" w:hAnsi="Arial" w:cs="Arial"/>
+        </w:rPr>
+        <w:t>unified text field</w:t>
+      </w:r>
+    </w:p>
+    <w:p>
+      <w:pPr>
+        <w:pStyle w:val="a6"/>
+        <w:numPr>
+          <w:ilvl w:val="0"/>
+          <w:numId w:val="9"/>
+        </w:numPr>
+        <w:spacing w:line="276" w:lineRule="auto"/>
+        <w:rPr>
+          <w:rFonts w:ascii="Arial" w:hAnsi="Arial" w:cs="Arial"/>
+        </w:rPr>
+      </w:pPr>
+      <w:r>
+        <w:rPr>
+          <w:rFonts w:ascii="Arial" w:hAnsi="Arial" w:cs="Arial"/>
+        </w:rPr>
+        <w:t>sentiment score</w:t>
+      </w:r>
+    </w:p>
+    <w:p>
+      <w:pPr>
+        <w:spacing w:line="276" w:lineRule="auto"/>
+        <w:rPr>
+          <w:rFonts w:ascii="Arial" w:hAnsi="Arial" w:cs="Arial"/>
+        </w:rPr>
+      </w:pPr>
+      <w:r>
+        <w:rPr>
+          <w:rFonts w:ascii="Arial" w:hAnsi="Arial" w:cs="Arial"/>
+        </w:rPr>
+        <w:t>Processed datasets are stored under data/processed/.</w:t>
+      </w:r>
+    </w:p>
+    <w:p>
+      <w:pPr>
+        <w:rPr>
+          <w:rFonts w:ascii="Arial" w:hAnsi="Arial" w:cs="Arial"/>
           <w:b/>
           <w:bCs/>
         </w:rPr>
-        <w:t>Time Range</w:t>
-      </w:r>
-      <w:r>
-        <w:t>: January–December 2024</w:t>
-      </w:r>
-    </w:p>
-    <w:p>
-      <w:pPr>
-        <w:numPr>
-          <w:ilvl w:val="0"/>
-          <w:numId w:val="2"/>
-        </w:numPr>
-      </w:pPr>
-      <w:r>
-        <w:rPr>
+      </w:pPr>
+      <w:r>
+        <w:rPr>
+          <w:rFonts w:ascii="Arial" w:hAnsi="Arial" w:cs="Arial"/>
           <w:b/>
           <w:bCs/>
         </w:rPr>
-        <w:t>Queries</w:t>
-      </w:r>
-      <w:r>
-        <w:t>: artificial intelligence, deepfake, fake news, misinformation (12 months × 4 queries = 48 total API calls)</w:t>
-      </w:r>
-    </w:p>
-    <w:p>
-      <w:pPr>
-        <w:numPr>
-          <w:ilvl w:val="0"/>
-          <w:numId w:val="2"/>
-        </w:numPr>
-      </w:pPr>
-      <w:r>
-        <w:rPr>
-          <w:b/>
-          <w:bCs/>
-        </w:rPr>
-        <w:t>Total Retrieved Articles</w:t>
-      </w:r>
-      <w:r>
-        <w:t>: 459 after deduplication</w:t>
-      </w:r>
-    </w:p>
-    <w:p>
-      <w:pPr>
-        <w:numPr>
-          <w:ilvl w:val="0"/>
-          <w:numId w:val="2"/>
-        </w:numPr>
-      </w:pPr>
-      <w:r>
-        <w:rPr>
-          <w:b/>
-          <w:bCs/>
-        </w:rPr>
-        <w:t>API Behavior</w:t>
-      </w:r>
-      <w:r>
-        <w:t>: maximum 10 items per request, requiring month-by-month batching</w:t>
-      </w:r>
-    </w:p>
-    <w:p>
-      <w:r>
-        <w:t>Preprocessing produced a standardized corpus where each article contains:</w:t>
-      </w:r>
-    </w:p>
-    <w:p>
-      <w:pPr>
-        <w:numPr>
-          <w:ilvl w:val="0"/>
-          <w:numId w:val="3"/>
-        </w:numPr>
-      </w:pPr>
-      <w:r>
-        <w:t>title</w:t>
-      </w:r>
-    </w:p>
-    <w:p>
-      <w:pPr>
-        <w:numPr>
-          <w:ilvl w:val="0"/>
-          <w:numId w:val="3"/>
-        </w:numPr>
-      </w:pPr>
-      <w:r>
-        <w:t>description</w:t>
-      </w:r>
-    </w:p>
-    <w:p>
-      <w:pPr>
-        <w:numPr>
-          <w:ilvl w:val="0"/>
-          <w:numId w:val="3"/>
-        </w:numPr>
-      </w:pPr>
-      <w:r>
-        <w:t>content</w:t>
-      </w:r>
-    </w:p>
-    <w:p>
-      <w:pPr>
-        <w:numPr>
-          <w:ilvl w:val="0"/>
-          <w:numId w:val="3"/>
-        </w:numPr>
-      </w:pPr>
-      <w:r>
-        <w:t>unified text field</w:t>
-      </w:r>
-    </w:p>
-    <w:p>
-      <w:pPr>
-        <w:numPr>
-          <w:ilvl w:val="0"/>
-          <w:numId w:val="3"/>
-        </w:numPr>
-      </w:pPr>
-      <w:r>
-        <w:t>sentiment score</w:t>
-      </w:r>
-    </w:p>
-    <w:p>
-      <w:r>
-        <w:t>Processed datasets are stored under data/processed/.</w:t>
-      </w:r>
-    </w:p>
-    <w:p>
-      <w:pPr>
-        <w:rPr>
-          <w:b/>
-          <w:bCs/>
-        </w:rPr>
-      </w:pPr>
-      <w:r>
-        <w:rPr>
-          <w:b/>
-          <w:bCs/>
-        </w:rPr>
         <w:t>4. System Architecture</w:t>
       </w:r>
     </w:p>
     <w:tbl>
       <w:tblPr>
-        <w:tblW w:w="0" w:type="auto"/>
-        <w:tblBorders>
-          <w:top w:val="single" w:sz="2" w:space="0" w:color="auto"/>
-          <w:left w:val="single" w:sz="2" w:space="0" w:color="auto"/>
-          <w:bottom w:val="single" w:sz="2" w:space="0" w:color="auto"/>
-          <w:right w:val="single" w:sz="2" w:space="0" w:color="auto"/>
-        </w:tblBorders>
-        <w:tblCellMar>
-          <w:top w:w="15" w:type="dxa"/>
-          <w:left w:w="15" w:type="dxa"/>
-          <w:bottom w:w="15" w:type="dxa"/>
-          <w:right w:w="15" w:type="dxa"/>
-        </w:tblCellMar>
+        <w:tblStyle w:val="ac"/>
+        <w:tblW w:w="8926" w:type="dxa"/>
         <w:tblLook w:val="04A0" w:firstRow="1" w:lastRow="0" w:firstColumn="1" w:lastColumn="0" w:noHBand="0" w:noVBand="1"/>
       </w:tblPr>
       <w:tblGrid>
-        <w:gridCol w:w="2409"/>
-        <w:gridCol w:w="1761"/>
-        <w:gridCol w:w="4840"/>
+        <w:gridCol w:w="2405"/>
+        <w:gridCol w:w="2078"/>
+        <w:gridCol w:w="4443"/>
       </w:tblGrid>
       <w:tr>
         <w:trPr>
-          <w:tblHeader/>
+          <w:trHeight w:val="282"/>
         </w:trPr>
         <w:tc>
           <w:tcPr>
-            <w:tcW w:w="0" w:type="auto"/>
-            <w:tcBorders>
-              <w:top w:val="single" w:sz="6" w:space="0" w:color="D0D7DE"/>
-              <w:left w:val="single" w:sz="6" w:space="0" w:color="D0D7DE"/>
-              <w:bottom w:val="single" w:sz="6" w:space="0" w:color="D0D7DE"/>
-              <w:right w:val="single" w:sz="6" w:space="0" w:color="D0D7DE"/>
-            </w:tcBorders>
-            <w:shd w:val="clear" w:color="auto" w:fill="FFFFFF"/>
-            <w:tcMar>
-              <w:top w:w="90" w:type="dxa"/>
-              <w:left w:w="195" w:type="dxa"/>
-              <w:bottom w:w="90" w:type="dxa"/>
-              <w:right w:w="195" w:type="dxa"/>
-            </w:tcMar>
+            <w:tcW w:w="2405" w:type="dxa"/>
             <w:vAlign w:val="center"/>
-            <w:hideMark/>
           </w:tcPr>
           <w:p>
             <w:pPr>
-              <w:rPr>
-                <w:b/>
-                <w:bCs/>
+              <w:spacing w:line="276" w:lineRule="auto"/>
+              <w:jc w:val="center"/>
+              <w:rPr>
+                <w:rFonts w:ascii="Arial" w:hAnsi="Arial" w:cs="Arial"/>
               </w:rPr>
             </w:pPr>
             <w:r>
               <w:rPr>
-                <w:b/>
-                <w:bCs/>
+                <w:rFonts w:ascii="Arial" w:hAnsi="Arial" w:cs="Arial"/>
               </w:rPr>
               <w:t>Component</w:t>
             </w:r>
@@ -505,34 +734,20 @@
         </w:tc>
         <w:tc>
           <w:tcPr>
-            <w:tcW w:w="0" w:type="auto"/>
-            <w:tcBorders>
-              <w:top w:val="single" w:sz="6" w:space="0" w:color="D0D7DE"/>
-              <w:left w:val="single" w:sz="6" w:space="0" w:color="D0D7DE"/>
-              <w:bottom w:val="single" w:sz="6" w:space="0" w:color="D0D7DE"/>
-              <w:right w:val="single" w:sz="6" w:space="0" w:color="D0D7DE"/>
-            </w:tcBorders>
-            <w:shd w:val="clear" w:color="auto" w:fill="FFFFFF"/>
-            <w:tcMar>
-              <w:top w:w="90" w:type="dxa"/>
-              <w:left w:w="195" w:type="dxa"/>
-              <w:bottom w:w="90" w:type="dxa"/>
-              <w:right w:w="195" w:type="dxa"/>
-            </w:tcMar>
+            <w:tcW w:w="2078" w:type="dxa"/>
             <w:vAlign w:val="center"/>
-            <w:hideMark/>
           </w:tcPr>
           <w:p>
             <w:pPr>
-              <w:rPr>
-                <w:b/>
-                <w:bCs/>
+              <w:spacing w:line="276" w:lineRule="auto"/>
+              <w:jc w:val="center"/>
+              <w:rPr>
+                <w:rFonts w:ascii="Arial" w:hAnsi="Arial" w:cs="Arial"/>
               </w:rPr>
             </w:pPr>
             <w:r>
               <w:rPr>
-                <w:b/>
-                <w:bCs/>
+                <w:rFonts w:ascii="Arial" w:hAnsi="Arial" w:cs="Arial"/>
               </w:rPr>
               <w:t>File</w:t>
             </w:r>
@@ -540,34 +755,20 @@
         </w:tc>
         <w:tc>
           <w:tcPr>
-            <w:tcW w:w="0" w:type="auto"/>
-            <w:tcBorders>
-              <w:top w:val="single" w:sz="6" w:space="0" w:color="D0D7DE"/>
-              <w:left w:val="single" w:sz="6" w:space="0" w:color="D0D7DE"/>
-              <w:bottom w:val="single" w:sz="6" w:space="0" w:color="D0D7DE"/>
-              <w:right w:val="single" w:sz="6" w:space="0" w:color="D0D7DE"/>
-            </w:tcBorders>
-            <w:shd w:val="clear" w:color="auto" w:fill="FFFFFF"/>
-            <w:tcMar>
-              <w:top w:w="90" w:type="dxa"/>
-              <w:left w:w="195" w:type="dxa"/>
-              <w:bottom w:w="90" w:type="dxa"/>
-              <w:right w:w="195" w:type="dxa"/>
-            </w:tcMar>
+            <w:tcW w:w="4443" w:type="dxa"/>
             <w:vAlign w:val="center"/>
-            <w:hideMark/>
           </w:tcPr>
           <w:p>
             <w:pPr>
-              <w:rPr>
-                <w:b/>
-                <w:bCs/>
+              <w:spacing w:line="276" w:lineRule="auto"/>
+              <w:jc w:val="center"/>
+              <w:rPr>
+                <w:rFonts w:ascii="Arial" w:hAnsi="Arial" w:cs="Arial"/>
               </w:rPr>
             </w:pPr>
             <w:r>
               <w:rPr>
-                <w:b/>
-                <w:bCs/>
+                <w:rFonts w:ascii="Arial" w:hAnsi="Arial" w:cs="Arial"/>
               </w:rPr>
               <w:t>Description</w:t>
             </w:r>
@@ -577,75 +778,63 @@
       <w:tr>
         <w:tc>
           <w:tcPr>
-            <w:tcW w:w="0" w:type="auto"/>
-            <w:tcBorders>
-              <w:top w:val="single" w:sz="6" w:space="0" w:color="D0D7DE"/>
-              <w:left w:val="single" w:sz="6" w:space="0" w:color="D0D7DE"/>
-              <w:bottom w:val="single" w:sz="6" w:space="0" w:color="D0D7DE"/>
-              <w:right w:val="single" w:sz="6" w:space="0" w:color="D0D7DE"/>
-            </w:tcBorders>
-            <w:shd w:val="clear" w:color="auto" w:fill="FFFFFF"/>
-            <w:tcMar>
-              <w:top w:w="90" w:type="dxa"/>
-              <w:left w:w="195" w:type="dxa"/>
-              <w:bottom w:w="90" w:type="dxa"/>
-              <w:right w:w="195" w:type="dxa"/>
-            </w:tcMar>
+            <w:tcW w:w="2405" w:type="dxa"/>
             <w:vAlign w:val="center"/>
-            <w:hideMark/>
           </w:tcPr>
           <w:p>
-            <w:r>
+            <w:pPr>
+              <w:spacing w:line="276" w:lineRule="auto"/>
+              <w:jc w:val="both"/>
+              <w:rPr>
+                <w:rFonts w:ascii="Arial" w:hAnsi="Arial" w:cs="Arial"/>
+              </w:rPr>
+            </w:pPr>
+            <w:r>
+              <w:rPr>
+                <w:rFonts w:ascii="Arial" w:hAnsi="Arial" w:cs="Arial"/>
+              </w:rPr>
               <w:t>Retrieval Engine</w:t>
             </w:r>
           </w:p>
         </w:tc>
         <w:tc>
           <w:tcPr>
-            <w:tcW w:w="0" w:type="auto"/>
-            <w:tcBorders>
-              <w:top w:val="single" w:sz="6" w:space="0" w:color="D0D7DE"/>
-              <w:left w:val="single" w:sz="6" w:space="0" w:color="D0D7DE"/>
-              <w:bottom w:val="single" w:sz="6" w:space="0" w:color="D0D7DE"/>
-              <w:right w:val="single" w:sz="6" w:space="0" w:color="D0D7DE"/>
-            </w:tcBorders>
-            <w:shd w:val="clear" w:color="auto" w:fill="FFFFFF"/>
-            <w:tcMar>
-              <w:top w:w="90" w:type="dxa"/>
-              <w:left w:w="195" w:type="dxa"/>
-              <w:bottom w:w="90" w:type="dxa"/>
-              <w:right w:w="195" w:type="dxa"/>
-            </w:tcMar>
+            <w:tcW w:w="2078" w:type="dxa"/>
             <w:vAlign w:val="center"/>
-            <w:hideMark/>
           </w:tcPr>
           <w:p>
-            <w:r>
+            <w:pPr>
+              <w:spacing w:line="276" w:lineRule="auto"/>
+              <w:jc w:val="both"/>
+              <w:rPr>
+                <w:rFonts w:ascii="Arial" w:hAnsi="Arial" w:cs="Arial"/>
+              </w:rPr>
+            </w:pPr>
+            <w:r>
+              <w:rPr>
+                <w:rFonts w:ascii="Arial" w:hAnsi="Arial" w:cs="Arial"/>
+              </w:rPr>
               <w:t>collector.py</w:t>
             </w:r>
           </w:p>
         </w:tc>
         <w:tc>
           <w:tcPr>
-            <w:tcW w:w="0" w:type="auto"/>
-            <w:tcBorders>
-              <w:top w:val="single" w:sz="6" w:space="0" w:color="D0D7DE"/>
-              <w:left w:val="single" w:sz="6" w:space="0" w:color="D0D7DE"/>
-              <w:bottom w:val="single" w:sz="6" w:space="0" w:color="D0D7DE"/>
-              <w:right w:val="single" w:sz="6" w:space="0" w:color="D0D7DE"/>
-            </w:tcBorders>
-            <w:shd w:val="clear" w:color="auto" w:fill="FFFFFF"/>
-            <w:tcMar>
-              <w:top w:w="90" w:type="dxa"/>
-              <w:left w:w="195" w:type="dxa"/>
-              <w:bottom w:w="90" w:type="dxa"/>
-              <w:right w:w="195" w:type="dxa"/>
-            </w:tcMar>
+            <w:tcW w:w="4443" w:type="dxa"/>
             <w:vAlign w:val="center"/>
-            <w:hideMark/>
           </w:tcPr>
           <w:p>
-            <w:r>
+            <w:pPr>
+              <w:spacing w:line="276" w:lineRule="auto"/>
+              <w:jc w:val="both"/>
+              <w:rPr>
+                <w:rFonts w:ascii="Arial" w:hAnsi="Arial" w:cs="Arial"/>
+              </w:rPr>
+            </w:pPr>
+            <w:r>
+              <w:rPr>
+                <w:rFonts w:ascii="Arial" w:hAnsi="Arial" w:cs="Arial"/>
+              </w:rPr>
               <w:t>NYT API retrieval, monthly batching, rate limit handling</w:t>
             </w:r>
           </w:p>
@@ -654,75 +843,63 @@
       <w:tr>
         <w:tc>
           <w:tcPr>
-            <w:tcW w:w="0" w:type="auto"/>
-            <w:tcBorders>
-              <w:top w:val="single" w:sz="6" w:space="0" w:color="D0D7DE"/>
-              <w:left w:val="single" w:sz="6" w:space="0" w:color="D0D7DE"/>
-              <w:bottom w:val="single" w:sz="6" w:space="0" w:color="D0D7DE"/>
-              <w:right w:val="single" w:sz="6" w:space="0" w:color="D0D7DE"/>
-            </w:tcBorders>
-            <w:shd w:val="clear" w:color="auto" w:fill="F6F8FA"/>
-            <w:tcMar>
-              <w:top w:w="90" w:type="dxa"/>
-              <w:left w:w="195" w:type="dxa"/>
-              <w:bottom w:w="90" w:type="dxa"/>
-              <w:right w:w="195" w:type="dxa"/>
-            </w:tcMar>
+            <w:tcW w:w="2405" w:type="dxa"/>
             <w:vAlign w:val="center"/>
-            <w:hideMark/>
           </w:tcPr>
           <w:p>
-            <w:r>
+            <w:pPr>
+              <w:spacing w:line="276" w:lineRule="auto"/>
+              <w:jc w:val="both"/>
+              <w:rPr>
+                <w:rFonts w:ascii="Arial" w:hAnsi="Arial" w:cs="Arial"/>
+              </w:rPr>
+            </w:pPr>
+            <w:r>
+              <w:rPr>
+                <w:rFonts w:ascii="Arial" w:hAnsi="Arial" w:cs="Arial"/>
+              </w:rPr>
               <w:t>Preprocessing Module</w:t>
             </w:r>
           </w:p>
         </w:tc>
         <w:tc>
           <w:tcPr>
-            <w:tcW w:w="0" w:type="auto"/>
-            <w:tcBorders>
-              <w:top w:val="single" w:sz="6" w:space="0" w:color="D0D7DE"/>
-              <w:left w:val="single" w:sz="6" w:space="0" w:color="D0D7DE"/>
-              <w:bottom w:val="single" w:sz="6" w:space="0" w:color="D0D7DE"/>
-              <w:right w:val="single" w:sz="6" w:space="0" w:color="D0D7DE"/>
-            </w:tcBorders>
-            <w:shd w:val="clear" w:color="auto" w:fill="F6F8FA"/>
-            <w:tcMar>
-              <w:top w:w="90" w:type="dxa"/>
-              <w:left w:w="195" w:type="dxa"/>
-              <w:bottom w:w="90" w:type="dxa"/>
-              <w:right w:w="195" w:type="dxa"/>
-            </w:tcMar>
+            <w:tcW w:w="2078" w:type="dxa"/>
             <w:vAlign w:val="center"/>
-            <w:hideMark/>
           </w:tcPr>
           <w:p>
-            <w:r>
+            <w:pPr>
+              <w:spacing w:line="276" w:lineRule="auto"/>
+              <w:jc w:val="both"/>
+              <w:rPr>
+                <w:rFonts w:ascii="Arial" w:hAnsi="Arial" w:cs="Arial"/>
+              </w:rPr>
+            </w:pPr>
+            <w:r>
+              <w:rPr>
+                <w:rFonts w:ascii="Arial" w:hAnsi="Arial" w:cs="Arial"/>
+              </w:rPr>
               <w:t>preprocess.py</w:t>
             </w:r>
           </w:p>
         </w:tc>
         <w:tc>
           <w:tcPr>
-            <w:tcW w:w="0" w:type="auto"/>
-            <w:tcBorders>
-              <w:top w:val="single" w:sz="6" w:space="0" w:color="D0D7DE"/>
-              <w:left w:val="single" w:sz="6" w:space="0" w:color="D0D7DE"/>
-              <w:bottom w:val="single" w:sz="6" w:space="0" w:color="D0D7DE"/>
-              <w:right w:val="single" w:sz="6" w:space="0" w:color="D0D7DE"/>
-            </w:tcBorders>
-            <w:shd w:val="clear" w:color="auto" w:fill="F6F8FA"/>
-            <w:tcMar>
-              <w:top w:w="90" w:type="dxa"/>
-              <w:left w:w="195" w:type="dxa"/>
-              <w:bottom w:w="90" w:type="dxa"/>
-              <w:right w:w="195" w:type="dxa"/>
-            </w:tcMar>
+            <w:tcW w:w="4443" w:type="dxa"/>
             <w:vAlign w:val="center"/>
-            <w:hideMark/>
           </w:tcPr>
           <w:p>
-            <w:r>
+            <w:pPr>
+              <w:spacing w:line="276" w:lineRule="auto"/>
+              <w:jc w:val="both"/>
+              <w:rPr>
+                <w:rFonts w:ascii="Arial" w:hAnsi="Arial" w:cs="Arial"/>
+              </w:rPr>
+            </w:pPr>
+            <w:r>
+              <w:rPr>
+                <w:rFonts w:ascii="Arial" w:hAnsi="Arial" w:cs="Arial"/>
+              </w:rPr>
               <w:t>Text cleaning, merging fields, generating corpus</w:t>
             </w:r>
           </w:p>
@@ -731,89 +908,85 @@
       <w:tr>
         <w:tc>
           <w:tcPr>
-            <w:tcW w:w="0" w:type="auto"/>
-            <w:tcBorders>
-              <w:top w:val="single" w:sz="6" w:space="0" w:color="D0D7DE"/>
-              <w:left w:val="single" w:sz="6" w:space="0" w:color="D0D7DE"/>
-              <w:bottom w:val="single" w:sz="6" w:space="0" w:color="D0D7DE"/>
-              <w:right w:val="single" w:sz="6" w:space="0" w:color="D0D7DE"/>
-            </w:tcBorders>
-            <w:shd w:val="clear" w:color="auto" w:fill="FFFFFF"/>
-            <w:tcMar>
-              <w:top w:w="90" w:type="dxa"/>
-              <w:left w:w="195" w:type="dxa"/>
-              <w:bottom w:w="90" w:type="dxa"/>
-              <w:right w:w="195" w:type="dxa"/>
-            </w:tcMar>
+            <w:tcW w:w="2405" w:type="dxa"/>
             <w:vAlign w:val="center"/>
-            <w:hideMark/>
           </w:tcPr>
           <w:p>
-            <w:r>
-              <w:lastRenderedPageBreak/>
+            <w:pPr>
+              <w:spacing w:line="276" w:lineRule="auto"/>
+              <w:jc w:val="both"/>
+              <w:rPr>
+                <w:rFonts w:ascii="Arial" w:hAnsi="Arial" w:cs="Arial"/>
+              </w:rPr>
+            </w:pPr>
+            <w:r>
+              <w:rPr>
+                <w:rFonts w:ascii="Arial" w:hAnsi="Arial" w:cs="Arial"/>
+              </w:rPr>
               <w:t>Sentiment Engine</w:t>
             </w:r>
           </w:p>
         </w:tc>
         <w:tc>
           <w:tcPr>
-            <w:tcW w:w="0" w:type="auto"/>
-            <w:tcBorders>
-              <w:top w:val="single" w:sz="6" w:space="0" w:color="D0D7DE"/>
-              <w:left w:val="single" w:sz="6" w:space="0" w:color="D0D7DE"/>
-              <w:bottom w:val="single" w:sz="6" w:space="0" w:color="D0D7DE"/>
-              <w:right w:val="single" w:sz="6" w:space="0" w:color="D0D7DE"/>
-            </w:tcBorders>
-            <w:shd w:val="clear" w:color="auto" w:fill="FFFFFF"/>
-            <w:tcMar>
-              <w:top w:w="90" w:type="dxa"/>
-              <w:left w:w="195" w:type="dxa"/>
-              <w:bottom w:w="90" w:type="dxa"/>
-              <w:right w:w="195" w:type="dxa"/>
-            </w:tcMar>
+            <w:tcW w:w="2078" w:type="dxa"/>
             <w:vAlign w:val="center"/>
-            <w:hideMark/>
           </w:tcPr>
           <w:p>
-            <w:r>
+            <w:pPr>
+              <w:spacing w:line="276" w:lineRule="auto"/>
+              <w:jc w:val="both"/>
+              <w:rPr>
+                <w:rFonts w:ascii="Arial" w:hAnsi="Arial" w:cs="Arial"/>
+              </w:rPr>
+            </w:pPr>
+            <w:r>
+              <w:rPr>
+                <w:rFonts w:ascii="Arial" w:hAnsi="Arial" w:cs="Arial"/>
+              </w:rPr>
               <w:t>sentiment.py</w:t>
             </w:r>
           </w:p>
         </w:tc>
         <w:tc>
           <w:tcPr>
-            <w:tcW w:w="0" w:type="auto"/>
-            <w:tcBorders>
-              <w:top w:val="single" w:sz="6" w:space="0" w:color="D0D7DE"/>
-              <w:left w:val="single" w:sz="6" w:space="0" w:color="D0D7DE"/>
-              <w:bottom w:val="single" w:sz="6" w:space="0" w:color="D0D7DE"/>
-              <w:right w:val="single" w:sz="6" w:space="0" w:color="D0D7DE"/>
-            </w:tcBorders>
-            <w:shd w:val="clear" w:color="auto" w:fill="FFFFFF"/>
-            <w:tcMar>
-              <w:top w:w="90" w:type="dxa"/>
-              <w:left w:w="195" w:type="dxa"/>
-              <w:bottom w:w="90" w:type="dxa"/>
-              <w:right w:w="195" w:type="dxa"/>
-            </w:tcMar>
+            <w:tcW w:w="4443" w:type="dxa"/>
             <w:vAlign w:val="center"/>
-            <w:hideMark/>
           </w:tcPr>
           <w:p>
+            <w:pPr>
+              <w:spacing w:line="276" w:lineRule="auto"/>
+              <w:jc w:val="both"/>
+              <w:rPr>
+                <w:rFonts w:ascii="Arial" w:hAnsi="Arial" w:cs="Arial"/>
+              </w:rPr>
+            </w:pPr>
             <w:proofErr w:type="spellStart"/>
             <w:r>
+              <w:rPr>
+                <w:rFonts w:ascii="Arial" w:hAnsi="Arial" w:cs="Arial"/>
+              </w:rPr>
               <w:t>TextBlob</w:t>
             </w:r>
             <w:proofErr w:type="spellEnd"/>
             <w:r>
+              <w:rPr>
+                <w:rFonts w:ascii="Arial" w:hAnsi="Arial" w:cs="Arial"/>
+              </w:rPr>
               <w:t xml:space="preserve"> and </w:t>
             </w:r>
             <w:proofErr w:type="spellStart"/>
             <w:r>
+              <w:rPr>
+                <w:rFonts w:ascii="Arial" w:hAnsi="Arial" w:cs="Arial"/>
+              </w:rPr>
               <w:t>RoBERTa</w:t>
             </w:r>
             <w:proofErr w:type="spellEnd"/>
             <w:r>
+              <w:rPr>
+                <w:rFonts w:ascii="Arial" w:hAnsi="Arial" w:cs="Arial"/>
+              </w:rPr>
               <w:t xml:space="preserve"> sentiment scoring</w:t>
             </w:r>
           </w:p>
@@ -822,152 +995,131 @@
       <w:tr>
         <w:tc>
           <w:tcPr>
-            <w:tcW w:w="0" w:type="auto"/>
-            <w:tcBorders>
-              <w:top w:val="single" w:sz="6" w:space="0" w:color="D0D7DE"/>
-              <w:left w:val="single" w:sz="6" w:space="0" w:color="D0D7DE"/>
-              <w:bottom w:val="single" w:sz="6" w:space="0" w:color="D0D7DE"/>
-              <w:right w:val="single" w:sz="6" w:space="0" w:color="D0D7DE"/>
-            </w:tcBorders>
-            <w:shd w:val="clear" w:color="auto" w:fill="F6F8FA"/>
-            <w:tcMar>
-              <w:top w:w="90" w:type="dxa"/>
-              <w:left w:w="195" w:type="dxa"/>
-              <w:bottom w:w="90" w:type="dxa"/>
-              <w:right w:w="195" w:type="dxa"/>
-            </w:tcMar>
+            <w:tcW w:w="2405" w:type="dxa"/>
             <w:vAlign w:val="center"/>
-            <w:hideMark/>
           </w:tcPr>
           <w:p>
-            <w:r>
+            <w:pPr>
+              <w:spacing w:line="276" w:lineRule="auto"/>
+              <w:jc w:val="both"/>
+              <w:rPr>
+                <w:rFonts w:ascii="Arial" w:hAnsi="Arial" w:cs="Arial"/>
+              </w:rPr>
+            </w:pPr>
+            <w:r>
+              <w:rPr>
+                <w:rFonts w:ascii="Arial" w:hAnsi="Arial" w:cs="Arial"/>
+              </w:rPr>
               <w:t>Visualization</w:t>
             </w:r>
           </w:p>
         </w:tc>
         <w:tc>
           <w:tcPr>
-            <w:tcW w:w="0" w:type="auto"/>
-            <w:tcBorders>
-              <w:top w:val="single" w:sz="6" w:space="0" w:color="D0D7DE"/>
-              <w:left w:val="single" w:sz="6" w:space="0" w:color="D0D7DE"/>
-              <w:bottom w:val="single" w:sz="6" w:space="0" w:color="D0D7DE"/>
-              <w:right w:val="single" w:sz="6" w:space="0" w:color="D0D7DE"/>
-            </w:tcBorders>
-            <w:shd w:val="clear" w:color="auto" w:fill="F6F8FA"/>
-            <w:tcMar>
-              <w:top w:w="90" w:type="dxa"/>
-              <w:left w:w="195" w:type="dxa"/>
-              <w:bottom w:w="90" w:type="dxa"/>
-              <w:right w:w="195" w:type="dxa"/>
-            </w:tcMar>
+            <w:tcW w:w="2078" w:type="dxa"/>
             <w:vAlign w:val="center"/>
-            <w:hideMark/>
           </w:tcPr>
           <w:p>
-            <w:r>
+            <w:pPr>
+              <w:spacing w:line="276" w:lineRule="auto"/>
+              <w:jc w:val="both"/>
+              <w:rPr>
+                <w:rFonts w:ascii="Arial" w:hAnsi="Arial" w:cs="Arial"/>
+              </w:rPr>
+            </w:pPr>
+            <w:r>
+              <w:rPr>
+                <w:rFonts w:ascii="Arial" w:hAnsi="Arial" w:cs="Arial"/>
+              </w:rPr>
               <w:t>visualize.py</w:t>
             </w:r>
           </w:p>
         </w:tc>
         <w:tc>
           <w:tcPr>
-            <w:tcW w:w="0" w:type="auto"/>
-            <w:tcBorders>
-              <w:top w:val="single" w:sz="6" w:space="0" w:color="D0D7DE"/>
-              <w:left w:val="single" w:sz="6" w:space="0" w:color="D0D7DE"/>
-              <w:bottom w:val="single" w:sz="6" w:space="0" w:color="D0D7DE"/>
-              <w:right w:val="single" w:sz="6" w:space="0" w:color="D0D7DE"/>
-            </w:tcBorders>
-            <w:shd w:val="clear" w:color="auto" w:fill="F6F8FA"/>
-            <w:tcMar>
-              <w:top w:w="90" w:type="dxa"/>
-              <w:left w:w="195" w:type="dxa"/>
-              <w:bottom w:w="90" w:type="dxa"/>
-              <w:right w:w="195" w:type="dxa"/>
-            </w:tcMar>
+            <w:tcW w:w="4443" w:type="dxa"/>
             <w:vAlign w:val="center"/>
-            <w:hideMark/>
           </w:tcPr>
           <w:p>
-            <w:r>
+            <w:pPr>
+              <w:spacing w:line="276" w:lineRule="auto"/>
+              <w:jc w:val="both"/>
+              <w:rPr>
+                <w:rFonts w:ascii="Arial" w:hAnsi="Arial" w:cs="Arial"/>
+              </w:rPr>
+            </w:pPr>
+            <w:r>
+              <w:rPr>
+                <w:rFonts w:ascii="Arial" w:hAnsi="Arial" w:cs="Arial"/>
+              </w:rPr>
               <w:t>Monthly sentiment line charts</w:t>
             </w:r>
           </w:p>
         </w:tc>
       </w:tr>
       <w:tr>
+        <w:trPr>
+          <w:trHeight w:val="224"/>
+        </w:trPr>
         <w:tc>
           <w:tcPr>
-            <w:tcW w:w="0" w:type="auto"/>
-            <w:tcBorders>
-              <w:top w:val="single" w:sz="6" w:space="0" w:color="D0D7DE"/>
-              <w:left w:val="single" w:sz="6" w:space="0" w:color="D0D7DE"/>
-              <w:bottom w:val="single" w:sz="6" w:space="0" w:color="D0D7DE"/>
-              <w:right w:val="single" w:sz="6" w:space="0" w:color="D0D7DE"/>
-            </w:tcBorders>
-            <w:shd w:val="clear" w:color="auto" w:fill="FFFFFF"/>
-            <w:tcMar>
-              <w:top w:w="90" w:type="dxa"/>
-              <w:left w:w="195" w:type="dxa"/>
-              <w:bottom w:w="90" w:type="dxa"/>
-              <w:right w:w="195" w:type="dxa"/>
-            </w:tcMar>
+            <w:tcW w:w="2405" w:type="dxa"/>
             <w:vAlign w:val="center"/>
-            <w:hideMark/>
           </w:tcPr>
           <w:p>
-            <w:r>
+            <w:pPr>
+              <w:spacing w:line="276" w:lineRule="auto"/>
+              <w:jc w:val="both"/>
+              <w:rPr>
+                <w:rFonts w:ascii="Arial" w:hAnsi="Arial" w:cs="Arial"/>
+              </w:rPr>
+            </w:pPr>
+            <w:r>
+              <w:rPr>
+                <w:rFonts w:ascii="Arial" w:hAnsi="Arial" w:cs="Arial"/>
+              </w:rPr>
               <w:t>Pipeline Controller</w:t>
             </w:r>
           </w:p>
         </w:tc>
         <w:tc>
           <w:tcPr>
-            <w:tcW w:w="0" w:type="auto"/>
-            <w:tcBorders>
-              <w:top w:val="single" w:sz="6" w:space="0" w:color="D0D7DE"/>
-              <w:left w:val="single" w:sz="6" w:space="0" w:color="D0D7DE"/>
-              <w:bottom w:val="single" w:sz="6" w:space="0" w:color="D0D7DE"/>
-              <w:right w:val="single" w:sz="6" w:space="0" w:color="D0D7DE"/>
-            </w:tcBorders>
-            <w:shd w:val="clear" w:color="auto" w:fill="FFFFFF"/>
-            <w:tcMar>
-              <w:top w:w="90" w:type="dxa"/>
-              <w:left w:w="195" w:type="dxa"/>
-              <w:bottom w:w="90" w:type="dxa"/>
-              <w:right w:w="195" w:type="dxa"/>
-            </w:tcMar>
+            <w:tcW w:w="2078" w:type="dxa"/>
             <w:vAlign w:val="center"/>
-            <w:hideMark/>
           </w:tcPr>
           <w:p>
-            <w:r>
+            <w:pPr>
+              <w:spacing w:line="276" w:lineRule="auto"/>
+              <w:jc w:val="both"/>
+              <w:rPr>
+                <w:rFonts w:ascii="Arial" w:hAnsi="Arial" w:cs="Arial"/>
+              </w:rPr>
+            </w:pPr>
+            <w:r>
+              <w:rPr>
+                <w:rFonts w:ascii="Arial" w:hAnsi="Arial" w:cs="Arial"/>
+              </w:rPr>
               <w:t>main.py</w:t>
             </w:r>
           </w:p>
         </w:tc>
         <w:tc>
           <w:tcPr>
-            <w:tcW w:w="0" w:type="auto"/>
-            <w:tcBorders>
-              <w:top w:val="single" w:sz="6" w:space="0" w:color="D0D7DE"/>
-              <w:left w:val="single" w:sz="6" w:space="0" w:color="D0D7DE"/>
-              <w:bottom w:val="single" w:sz="6" w:space="0" w:color="D0D7DE"/>
-              <w:right w:val="single" w:sz="6" w:space="0" w:color="D0D7DE"/>
-            </w:tcBorders>
-            <w:shd w:val="clear" w:color="auto" w:fill="FFFFFF"/>
-            <w:tcMar>
-              <w:top w:w="90" w:type="dxa"/>
-              <w:left w:w="195" w:type="dxa"/>
-              <w:bottom w:w="90" w:type="dxa"/>
-              <w:right w:w="195" w:type="dxa"/>
-            </w:tcMar>
+            <w:tcW w:w="4443" w:type="dxa"/>
             <w:vAlign w:val="center"/>
-            <w:hideMark/>
           </w:tcPr>
           <w:p>
-            <w:r>
+            <w:pPr>
+              <w:spacing w:line="276" w:lineRule="auto"/>
+              <w:jc w:val="both"/>
+              <w:rPr>
+                <w:rFonts w:ascii="Arial" w:hAnsi="Arial" w:cs="Arial"/>
+              </w:rPr>
+            </w:pPr>
+            <w:r>
+              <w:rPr>
+                <w:rFonts w:ascii="Arial" w:hAnsi="Arial" w:cs="Arial"/>
+              </w:rPr>
               <w:t>End-to-end execution and output generation</w:t>
             </w:r>
           </w:p>
@@ -977,6 +1129,7 @@
     <w:p>
       <w:pPr>
         <w:rPr>
+          <w:rFonts w:ascii="Arial" w:hAnsi="Arial" w:cs="Arial"/>
           <w:b/>
           <w:bCs/>
         </w:rPr>
@@ -985,12 +1138,14 @@
     <w:p>
       <w:pPr>
         <w:rPr>
+          <w:rFonts w:ascii="Arial" w:hAnsi="Arial" w:cs="Arial"/>
           <w:b/>
           <w:bCs/>
         </w:rPr>
       </w:pPr>
       <w:r>
         <w:rPr>
+          <w:rFonts w:ascii="Arial" w:hAnsi="Arial" w:cs="Arial"/>
           <w:b/>
           <w:bCs/>
         </w:rPr>
@@ -1002,17 +1157,23 @@
         <w:pStyle w:val="a6"/>
         <w:numPr>
           <w:ilvl w:val="0"/>
-          <w:numId w:val="8"/>
+          <w:numId w:val="9"/>
         </w:numPr>
-      </w:pPr>
-      <w:r>
-        <w:rPr>
-          <w:b/>
-          <w:bCs/>
+        <w:spacing w:line="276" w:lineRule="auto"/>
+        <w:rPr>
+          <w:rFonts w:ascii="Arial" w:hAnsi="Arial" w:cs="Arial"/>
+        </w:rPr>
+      </w:pPr>
+      <w:r>
+        <w:rPr>
+          <w:rFonts w:ascii="Arial" w:hAnsi="Arial" w:cs="Arial"/>
         </w:rPr>
         <w:t>Language</w:t>
       </w:r>
       <w:r>
+        <w:rPr>
+          <w:rFonts w:ascii="Arial" w:hAnsi="Arial" w:cs="Arial"/>
+        </w:rPr>
         <w:t>: Python 3.10</w:t>
       </w:r>
     </w:p>
@@ -1021,25 +1182,37 @@
         <w:pStyle w:val="a6"/>
         <w:numPr>
           <w:ilvl w:val="0"/>
-          <w:numId w:val="8"/>
+          <w:numId w:val="9"/>
         </w:numPr>
-      </w:pPr>
-      <w:r>
-        <w:rPr>
-          <w:b/>
-          <w:bCs/>
+        <w:spacing w:line="276" w:lineRule="auto"/>
+        <w:rPr>
+          <w:rFonts w:ascii="Arial" w:hAnsi="Arial" w:cs="Arial"/>
+        </w:rPr>
+      </w:pPr>
+      <w:r>
+        <w:rPr>
+          <w:rFonts w:ascii="Arial" w:hAnsi="Arial" w:cs="Arial"/>
         </w:rPr>
         <w:t>Libraries</w:t>
       </w:r>
       <w:r>
+        <w:rPr>
+          <w:rFonts w:ascii="Arial" w:hAnsi="Arial" w:cs="Arial"/>
+        </w:rPr>
         <w:t xml:space="preserve">: requests, pandas, </w:t>
       </w:r>
       <w:proofErr w:type="spellStart"/>
       <w:r>
+        <w:rPr>
+          <w:rFonts w:ascii="Arial" w:hAnsi="Arial" w:cs="Arial"/>
+        </w:rPr>
         <w:t>numpy</w:t>
       </w:r>
       <w:proofErr w:type="spellEnd"/>
       <w:r>
+        <w:rPr>
+          <w:rFonts w:ascii="Arial" w:hAnsi="Arial" w:cs="Arial"/>
+        </w:rPr>
         <w:t>, matplotlib, seaborn, transformers</w:t>
       </w:r>
     </w:p>
@@ -1048,17 +1221,23 @@
         <w:pStyle w:val="a6"/>
         <w:numPr>
           <w:ilvl w:val="0"/>
-          <w:numId w:val="8"/>
+          <w:numId w:val="9"/>
         </w:numPr>
-      </w:pPr>
-      <w:r>
-        <w:rPr>
-          <w:b/>
-          <w:bCs/>
+        <w:spacing w:line="276" w:lineRule="auto"/>
+        <w:rPr>
+          <w:rFonts w:ascii="Arial" w:hAnsi="Arial" w:cs="Arial"/>
+        </w:rPr>
+      </w:pPr>
+      <w:r>
+        <w:rPr>
+          <w:rFonts w:ascii="Arial" w:hAnsi="Arial" w:cs="Arial"/>
         </w:rPr>
         <w:t>Environment</w:t>
       </w:r>
       <w:r>
+        <w:rPr>
+          <w:rFonts w:ascii="Arial" w:hAnsi="Arial" w:cs="Arial"/>
+        </w:rPr>
         <w:t>: macOS / CPU-only</w:t>
       </w:r>
     </w:p>
@@ -1067,77 +1246,107 @@
         <w:pStyle w:val="a6"/>
         <w:numPr>
           <w:ilvl w:val="0"/>
-          <w:numId w:val="8"/>
+          <w:numId w:val="9"/>
         </w:numPr>
-      </w:pPr>
-      <w:r>
-        <w:rPr>
+        <w:spacing w:line="276" w:lineRule="auto"/>
+        <w:rPr>
+          <w:rFonts w:ascii="Arial" w:hAnsi="Arial" w:cs="Arial"/>
+        </w:rPr>
+      </w:pPr>
+      <w:r>
+        <w:rPr>
+          <w:rFonts w:ascii="Arial" w:hAnsi="Arial" w:cs="Arial"/>
+        </w:rPr>
+        <w:t>Runtime</w:t>
+      </w:r>
+      <w:r>
+        <w:rPr>
+          <w:rFonts w:ascii="Arial" w:hAnsi="Arial" w:cs="Arial"/>
+        </w:rPr>
+        <w:t>: Full pipeline executes in 3 to 5 minutes (API latency dependent)</w:t>
+      </w:r>
+    </w:p>
+    <w:p>
+      <w:pPr>
+        <w:rPr>
+          <w:rFonts w:ascii="Arial" w:hAnsi="Arial" w:cs="Arial"/>
           <w:b/>
           <w:bCs/>
         </w:rPr>
-        <w:t>Runtime</w:t>
-      </w:r>
-      <w:r>
-        <w:t>: Full pipeline executes in 3 to 5 minutes (API latency dependent)</w:t>
-      </w:r>
-    </w:p>
-    <w:p>
-      <w:pPr>
-        <w:rPr>
+      </w:pPr>
+      <w:r>
+        <w:rPr>
+          <w:rFonts w:ascii="Arial" w:hAnsi="Arial" w:cs="Arial"/>
           <w:b/>
           <w:bCs/>
         </w:rPr>
-      </w:pPr>
-      <w:r>
-        <w:rPr>
+        <w:t>6. Results</w:t>
+      </w:r>
+    </w:p>
+    <w:p>
+      <w:pPr>
+        <w:rPr>
+          <w:rFonts w:ascii="Arial" w:hAnsi="Arial" w:cs="Arial"/>
           <w:b/>
           <w:bCs/>
         </w:rPr>
-        <w:t>6. Results</w:t>
-      </w:r>
-    </w:p>
-    <w:p>
-      <w:pPr>
-        <w:rPr>
+      </w:pPr>
+      <w:r>
+        <w:rPr>
+          <w:rFonts w:ascii="Arial" w:hAnsi="Arial" w:cs="Arial"/>
           <w:b/>
           <w:bCs/>
         </w:rPr>
-      </w:pPr>
-      <w:r>
-        <w:rPr>
+        <w:t xml:space="preserve">6.1 </w:t>
+      </w:r>
+      <w:proofErr w:type="spellStart"/>
+      <w:r>
+        <w:rPr>
+          <w:rFonts w:ascii="Arial" w:hAnsi="Arial" w:cs="Arial"/>
           <w:b/>
           <w:bCs/>
         </w:rPr>
-        <w:t xml:space="preserve">6.1 </w:t>
-      </w:r>
-      <w:proofErr w:type="spellStart"/>
-      <w:r>
-        <w:rPr>
+        <w:t>TextBlob</w:t>
+      </w:r>
+      <w:proofErr w:type="spellEnd"/>
+      <w:r>
+        <w:rPr>
+          <w:rFonts w:ascii="Arial" w:hAnsi="Arial" w:cs="Arial"/>
           <w:b/>
           <w:bCs/>
         </w:rPr>
-        <w:t>TextBlob</w:t>
-      </w:r>
-      <w:proofErr w:type="spellEnd"/>
-      <w:r>
-        <w:rPr>
-          <w:b/>
-          <w:bCs/>
-        </w:rPr>
         <w:t xml:space="preserve"> Sentiment Trend</w:t>
       </w:r>
     </w:p>
     <w:p>
-      <w:r>
+      <w:pPr>
+        <w:rPr>
+          <w:rFonts w:ascii="Arial" w:hAnsi="Arial" w:cs="Arial"/>
+        </w:rPr>
+      </w:pPr>
+      <w:r>
+        <w:rPr>
+          <w:rFonts w:ascii="Arial" w:hAnsi="Arial" w:cs="Arial"/>
+        </w:rPr>
         <w:fldChar w:fldCharType="begin"/>
       </w:r>
       <w:r>
+        <w:rPr>
+          <w:rFonts w:ascii="Arial" w:hAnsi="Arial" w:cs="Arial"/>
+        </w:rPr>
         <w:instrText xml:space="preserve"> INCLUDEPICTURE "https://github.com/dongyeon522/ai-fake-news-sentiment/blob/main/data/figures/sentiment_over_time_20251205_002.png" \* MERGEFORMATINET </w:instrText>
       </w:r>
       <w:r>
+        <w:rPr>
+          <w:rFonts w:ascii="Arial" w:hAnsi="Arial" w:cs="Arial"/>
+        </w:rPr>
         <w:fldChar w:fldCharType="separate"/>
       </w:r>
       <w:r>
+        <w:rPr>
+          <w:rFonts w:ascii="Arial" w:hAnsi="Arial" w:cs="Arial"/>
+          <w:noProof/>
+        </w:rPr>
         <mc:AlternateContent>
           <mc:Choice Requires="wps">
             <w:drawing>
@@ -1206,13 +1415,20 @@
         </mc:AlternateContent>
       </w:r>
       <w:r>
+        <w:rPr>
+          <w:rFonts w:ascii="Arial" w:hAnsi="Arial" w:cs="Arial"/>
+        </w:rPr>
         <w:fldChar w:fldCharType="end"/>
       </w:r>
       <w:r>
+        <w:rPr>
+          <w:rFonts w:ascii="Arial" w:hAnsi="Arial" w:cs="Arial"/>
+        </w:rPr>
         <w:t> </w:t>
       </w:r>
       <w:r>
         <w:rPr>
+          <w:rFonts w:ascii="Arial" w:hAnsi="Arial" w:cs="Arial"/>
           <w:noProof/>
         </w:rPr>
         <w:drawing>
@@ -1258,108 +1474,135 @@
         </w:drawing>
       </w:r>
       <w:r>
+        <w:rPr>
+          <w:rFonts w:ascii="Arial" w:hAnsi="Arial" w:cs="Arial"/>
+        </w:rPr>
         <w:t xml:space="preserve"> </w:t>
       </w:r>
     </w:p>
     <w:p>
       <w:pPr>
+        <w:pStyle w:val="a6"/>
         <w:numPr>
           <w:ilvl w:val="0"/>
-          <w:numId w:val="4"/>
+          <w:numId w:val="9"/>
         </w:numPr>
-      </w:pPr>
-      <w:r>
-        <w:t>Sentiment remains close to </w:t>
-      </w:r>
-      <w:r>
-        <w:rPr>
+        <w:spacing w:line="276" w:lineRule="auto"/>
+        <w:rPr>
+          <w:rFonts w:ascii="Arial" w:hAnsi="Arial" w:cs="Arial"/>
+        </w:rPr>
+      </w:pPr>
+      <w:r>
+        <w:rPr>
+          <w:rFonts w:ascii="Arial" w:hAnsi="Arial" w:cs="Arial"/>
+        </w:rPr>
+        <w:t xml:space="preserve">Sentiment remains </w:t>
+      </w:r>
+      <w:r>
+        <w:rPr>
+          <w:rFonts w:ascii="Arial" w:hAnsi="Arial" w:cs="Arial"/>
+        </w:rPr>
+        <w:t>close to neutral, with only minor fluctuations.</w:t>
+      </w:r>
+    </w:p>
+    <w:p>
+      <w:pPr>
+        <w:pStyle w:val="a6"/>
+        <w:numPr>
+          <w:ilvl w:val="0"/>
+          <w:numId w:val="9"/>
+        </w:numPr>
+        <w:spacing w:line="276" w:lineRule="auto"/>
+        <w:rPr>
+          <w:rFonts w:ascii="Arial" w:hAnsi="Arial" w:cs="Arial"/>
+        </w:rPr>
+      </w:pPr>
+      <w:r>
+        <w:rPr>
+          <w:rFonts w:ascii="Arial" w:hAnsi="Arial" w:cs="Arial"/>
+        </w:rPr>
+        <w:lastRenderedPageBreak/>
+        <w:t xml:space="preserve">This behavior reflects </w:t>
+      </w:r>
+      <w:proofErr w:type="spellStart"/>
+      <w:r>
+        <w:rPr>
+          <w:rFonts w:ascii="Arial" w:hAnsi="Arial" w:cs="Arial"/>
+        </w:rPr>
+        <w:t>TextBlob's</w:t>
+      </w:r>
+      <w:proofErr w:type="spellEnd"/>
+      <w:r>
+        <w:rPr>
+          <w:rFonts w:ascii="Arial" w:hAnsi="Arial" w:cs="Arial"/>
+        </w:rPr>
+        <w:t xml:space="preserve"> tendency to compress polarity for formal news text.</w:t>
+      </w:r>
+    </w:p>
+    <w:p>
+      <w:pPr>
+        <w:pStyle w:val="a6"/>
+        <w:numPr>
+          <w:ilvl w:val="0"/>
+          <w:numId w:val="9"/>
+        </w:numPr>
+        <w:spacing w:line="276" w:lineRule="auto"/>
+        <w:rPr>
+          <w:rFonts w:ascii="Arial" w:hAnsi="Arial" w:cs="Arial"/>
+        </w:rPr>
+      </w:pPr>
+      <w:r>
+        <w:rPr>
+          <w:rFonts w:ascii="Arial" w:hAnsi="Arial" w:cs="Arial"/>
+        </w:rPr>
+        <w:t>Positive/negative classification used the common threshold ±0.1.</w:t>
+      </w:r>
+    </w:p>
+    <w:p>
+      <w:pPr>
+        <w:rPr>
+          <w:rFonts w:ascii="Arial" w:hAnsi="Arial" w:cs="Arial"/>
           <w:b/>
           <w:bCs/>
         </w:rPr>
-        <w:t>neutral</w:t>
-      </w:r>
-      <w:r>
-        <w:t>, with only minor fluctuations.</w:t>
-      </w:r>
-    </w:p>
-    <w:p>
-      <w:pPr>
-        <w:numPr>
-          <w:ilvl w:val="0"/>
-          <w:numId w:val="4"/>
-        </w:numPr>
-      </w:pPr>
-      <w:r>
-        <w:t xml:space="preserve">This behavior reflects </w:t>
-      </w:r>
-      <w:proofErr w:type="spellStart"/>
-      <w:r>
-        <w:t>TextBlob's</w:t>
-      </w:r>
-      <w:proofErr w:type="spellEnd"/>
-      <w:r>
-        <w:t xml:space="preserve"> tendency to compress polarity for formal news text.</w:t>
-      </w:r>
-    </w:p>
-    <w:p>
-      <w:pPr>
-        <w:numPr>
-          <w:ilvl w:val="0"/>
-          <w:numId w:val="4"/>
-        </w:numPr>
-      </w:pPr>
-      <w:r>
-        <w:lastRenderedPageBreak/>
-        <w:t>Positive/negative classification used the common threshold </w:t>
-      </w:r>
-      <w:r>
-        <w:rPr>
+      </w:pPr>
+      <w:r>
+        <w:rPr>
+          <w:rFonts w:ascii="Arial" w:hAnsi="Arial" w:cs="Arial"/>
           <w:b/>
           <w:bCs/>
         </w:rPr>
-        <w:t>±0.1</w:t>
-      </w:r>
-      <w:r>
-        <w:t>.</w:t>
-      </w:r>
-    </w:p>
-    <w:p>
-      <w:pPr>
-        <w:rPr>
+        <w:t xml:space="preserve">6.2 </w:t>
+      </w:r>
+      <w:proofErr w:type="spellStart"/>
+      <w:r>
+        <w:rPr>
+          <w:rFonts w:ascii="Arial" w:hAnsi="Arial" w:cs="Arial"/>
           <w:b/>
           <w:bCs/>
         </w:rPr>
-      </w:pPr>
-      <w:r>
-        <w:rPr>
+        <w:t>RoBERTa</w:t>
+      </w:r>
+      <w:proofErr w:type="spellEnd"/>
+      <w:r>
+        <w:rPr>
+          <w:rFonts w:ascii="Arial" w:hAnsi="Arial" w:cs="Arial"/>
           <w:b/>
           <w:bCs/>
         </w:rPr>
-        <w:t xml:space="preserve">6.2 </w:t>
-      </w:r>
-      <w:proofErr w:type="spellStart"/>
-      <w:r>
-        <w:rPr>
-          <w:b/>
-          <w:bCs/>
-        </w:rPr>
-        <w:t>RoBERTa</w:t>
-      </w:r>
-      <w:proofErr w:type="spellEnd"/>
-      <w:r>
-        <w:rPr>
-          <w:b/>
-          <w:bCs/>
-        </w:rPr>
         <w:t xml:space="preserve"> Sentiment Trend</w:t>
       </w:r>
     </w:p>
     <w:p>
       <w:pPr>
         <w:ind w:left="720"/>
-      </w:pPr>
-      <w:r>
-        <w:rPr>
+        <w:rPr>
+          <w:rFonts w:ascii="Arial" w:hAnsi="Arial" w:cs="Arial"/>
+        </w:rPr>
+      </w:pPr>
+      <w:r>
+        <w:rPr>
+          <w:rFonts w:ascii="Arial" w:hAnsi="Arial" w:cs="Arial"/>
           <w:noProof/>
         </w:rPr>
         <w:drawing>
@@ -1407,347 +1650,1410 @@
     </w:p>
     <w:p>
       <w:pPr>
+        <w:pStyle w:val="a6"/>
         <w:numPr>
           <w:ilvl w:val="0"/>
-          <w:numId w:val="5"/>
+          <w:numId w:val="9"/>
         </w:numPr>
+        <w:spacing w:line="276" w:lineRule="auto"/>
+        <w:rPr>
+          <w:rFonts w:ascii="Arial" w:hAnsi="Arial" w:cs="Arial"/>
+        </w:rPr>
       </w:pPr>
       <w:proofErr w:type="spellStart"/>
       <w:r>
+        <w:rPr>
+          <w:rFonts w:ascii="Arial" w:hAnsi="Arial" w:cs="Arial"/>
+        </w:rPr>
         <w:t>RoBERTa</w:t>
       </w:r>
       <w:proofErr w:type="spellEnd"/>
       <w:r>
+        <w:rPr>
+          <w:rFonts w:ascii="Arial" w:hAnsi="Arial" w:cs="Arial"/>
+        </w:rPr>
         <w:t xml:space="preserve"> produces </w:t>
       </w:r>
       <w:r>
         <w:rPr>
+          <w:rFonts w:ascii="Arial" w:hAnsi="Arial" w:cs="Arial"/>
+        </w:rPr>
+        <w:t>stronger negative sentiment</w:t>
+      </w:r>
+      <w:r>
+        <w:rPr>
+          <w:rFonts w:ascii="Arial" w:hAnsi="Arial" w:cs="Arial"/>
+        </w:rPr>
+        <w:t> across the year.</w:t>
+      </w:r>
+    </w:p>
+    <w:p>
+      <w:pPr>
+        <w:pStyle w:val="a6"/>
+        <w:numPr>
+          <w:ilvl w:val="0"/>
+          <w:numId w:val="9"/>
+        </w:numPr>
+        <w:spacing w:line="276" w:lineRule="auto"/>
+        <w:rPr>
+          <w:rFonts w:ascii="Arial" w:hAnsi="Arial" w:cs="Arial"/>
+        </w:rPr>
+      </w:pPr>
+      <w:r>
+        <w:rPr>
+          <w:rFonts w:ascii="Arial" w:hAnsi="Arial" w:cs="Arial"/>
+        </w:rPr>
+        <w:t>This model captures nuance such as concern, risk framing, or negative social impact.</w:t>
+      </w:r>
+    </w:p>
+    <w:p>
+      <w:pPr>
+        <w:pStyle w:val="a6"/>
+        <w:numPr>
+          <w:ilvl w:val="0"/>
+          <w:numId w:val="9"/>
+        </w:numPr>
+        <w:spacing w:line="276" w:lineRule="auto"/>
+        <w:rPr>
+          <w:rFonts w:ascii="Arial" w:hAnsi="Arial" w:cs="Arial"/>
+        </w:rPr>
+      </w:pPr>
+      <w:r>
+        <w:rPr>
+          <w:rFonts w:ascii="Arial" w:hAnsi="Arial" w:cs="Arial"/>
+        </w:rPr>
+        <w:t xml:space="preserve">Sharp contrast with </w:t>
+      </w:r>
+      <w:proofErr w:type="spellStart"/>
+      <w:r>
+        <w:rPr>
+          <w:rFonts w:ascii="Arial" w:hAnsi="Arial" w:cs="Arial"/>
+        </w:rPr>
+        <w:t>TextBlob</w:t>
+      </w:r>
+      <w:proofErr w:type="spellEnd"/>
+      <w:r>
+        <w:rPr>
+          <w:rFonts w:ascii="Arial" w:hAnsi="Arial" w:cs="Arial"/>
+        </w:rPr>
+        <w:t xml:space="preserve"> reveals the importance of model selection.</w:t>
+      </w:r>
+    </w:p>
+    <w:p>
+      <w:pPr>
+        <w:rPr>
+          <w:rFonts w:ascii="Arial" w:hAnsi="Arial" w:cs="Arial"/>
           <w:b/>
           <w:bCs/>
         </w:rPr>
-        <w:t>stronger negative sentiment</w:t>
-      </w:r>
-      <w:r>
-        <w:t> across the year.</w:t>
-      </w:r>
-    </w:p>
-    <w:p>
-      <w:pPr>
+      </w:pPr>
+      <w:r>
+        <w:rPr>
+          <w:rFonts w:ascii="Arial" w:hAnsi="Arial" w:cs="Arial"/>
+          <w:b/>
+          <w:bCs/>
+        </w:rPr>
+        <w:t xml:space="preserve">7. </w:t>
+      </w:r>
+      <w:r>
+        <w:rPr>
+          <w:rFonts w:ascii="Arial" w:hAnsi="Arial" w:cs="Arial"/>
+          <w:b/>
+          <w:bCs/>
+        </w:rPr>
+        <w:t>Analysis</w:t>
+      </w:r>
+    </w:p>
+    <w:p>
+      <w:pPr>
+        <w:rPr>
+          <w:rFonts w:ascii="Arial" w:hAnsi="Arial" w:cs="Arial"/>
+        </w:rPr>
+      </w:pPr>
+      <w:r>
+        <w:rPr>
+          <w:rFonts w:ascii="Arial" w:hAnsi="Arial" w:cs="Arial"/>
+        </w:rPr>
+        <w:t>To better understand how each sentiment model interprets AI-misinformation articles, individual samples from the dataset were examined.</w:t>
+      </w:r>
+    </w:p>
+    <w:tbl>
+      <w:tblPr>
+        <w:tblStyle w:val="ac"/>
+        <w:tblW w:w="9129" w:type="dxa"/>
+        <w:tblLook w:val="04A0" w:firstRow="1" w:lastRow="0" w:firstColumn="1" w:lastColumn="0" w:noHBand="0" w:noVBand="1"/>
+      </w:tblPr>
+      <w:tblGrid>
+        <w:gridCol w:w="1457"/>
+        <w:gridCol w:w="1517"/>
+        <w:gridCol w:w="1206"/>
+        <w:gridCol w:w="1313"/>
+        <w:gridCol w:w="3636"/>
+      </w:tblGrid>
+      <w:tr>
+        <w:tc>
+          <w:tcPr>
+            <w:tcW w:w="1457" w:type="dxa"/>
+          </w:tcPr>
+          <w:p>
+            <w:pPr>
+              <w:jc w:val="center"/>
+              <w:rPr>
+                <w:rFonts w:ascii="Arial" w:hAnsi="Arial" w:cs="Arial"/>
+                <w:sz w:val="20"/>
+                <w:szCs w:val="20"/>
+              </w:rPr>
+            </w:pPr>
+            <w:r>
+              <w:rPr>
+                <w:rFonts w:ascii="Arial" w:hAnsi="Arial" w:cs="Arial"/>
+                <w:sz w:val="20"/>
+                <w:szCs w:val="20"/>
+              </w:rPr>
+              <w:t>Title</w:t>
+            </w:r>
+          </w:p>
+        </w:tc>
+        <w:tc>
+          <w:tcPr>
+            <w:tcW w:w="1517" w:type="dxa"/>
+          </w:tcPr>
+          <w:p>
+            <w:pPr>
+              <w:jc w:val="center"/>
+              <w:rPr>
+                <w:rFonts w:ascii="Arial" w:hAnsi="Arial" w:cs="Arial"/>
+                <w:sz w:val="20"/>
+                <w:szCs w:val="20"/>
+              </w:rPr>
+            </w:pPr>
+            <w:r>
+              <w:rPr>
+                <w:rFonts w:ascii="Arial" w:hAnsi="Arial" w:cs="Arial"/>
+                <w:sz w:val="20"/>
+                <w:szCs w:val="20"/>
+              </w:rPr>
+              <w:t>Topic</w:t>
+            </w:r>
+          </w:p>
+        </w:tc>
+        <w:tc>
+          <w:tcPr>
+            <w:tcW w:w="1206" w:type="dxa"/>
+          </w:tcPr>
+          <w:p>
+            <w:pPr>
+              <w:jc w:val="center"/>
+              <w:rPr>
+                <w:rFonts w:ascii="Arial" w:hAnsi="Arial" w:cs="Arial"/>
+                <w:sz w:val="20"/>
+                <w:szCs w:val="20"/>
+              </w:rPr>
+            </w:pPr>
+            <w:proofErr w:type="spellStart"/>
+            <w:r>
+              <w:rPr>
+                <w:rFonts w:ascii="Arial" w:hAnsi="Arial" w:cs="Arial"/>
+                <w:sz w:val="20"/>
+                <w:szCs w:val="20"/>
+              </w:rPr>
+              <w:t>TextBlob</w:t>
+            </w:r>
+            <w:proofErr w:type="spellEnd"/>
+          </w:p>
+        </w:tc>
+        <w:tc>
+          <w:tcPr>
+            <w:tcW w:w="1313" w:type="dxa"/>
+          </w:tcPr>
+          <w:p>
+            <w:pPr>
+              <w:jc w:val="center"/>
+              <w:rPr>
+                <w:rFonts w:ascii="Arial" w:hAnsi="Arial" w:cs="Arial"/>
+                <w:sz w:val="20"/>
+                <w:szCs w:val="20"/>
+              </w:rPr>
+            </w:pPr>
+            <w:proofErr w:type="spellStart"/>
+            <w:r>
+              <w:rPr>
+                <w:rFonts w:ascii="Arial" w:hAnsi="Arial" w:cs="Arial"/>
+                <w:sz w:val="20"/>
+                <w:szCs w:val="20"/>
+              </w:rPr>
+              <w:t>RoBERTa</w:t>
+            </w:r>
+            <w:proofErr w:type="spellEnd"/>
+          </w:p>
+        </w:tc>
+        <w:tc>
+          <w:tcPr>
+            <w:tcW w:w="3636" w:type="dxa"/>
+          </w:tcPr>
+          <w:p>
+            <w:pPr>
+              <w:jc w:val="center"/>
+              <w:rPr>
+                <w:rFonts w:ascii="Arial" w:hAnsi="Arial" w:cs="Arial"/>
+                <w:sz w:val="20"/>
+                <w:szCs w:val="20"/>
+              </w:rPr>
+            </w:pPr>
+            <w:r>
+              <w:rPr>
+                <w:rFonts w:ascii="Arial" w:hAnsi="Arial" w:cs="Arial"/>
+                <w:sz w:val="20"/>
+                <w:szCs w:val="20"/>
+              </w:rPr>
+              <w:t>Interpretation</w:t>
+            </w:r>
+          </w:p>
+        </w:tc>
+      </w:tr>
+      <w:tr>
+        <w:tc>
+          <w:tcPr>
+            <w:tcW w:w="1457" w:type="dxa"/>
+          </w:tcPr>
+          <w:p>
+            <w:pPr>
+              <w:rPr>
+                <w:rFonts w:ascii="Arial" w:hAnsi="Arial" w:cs="Arial"/>
+                <w:sz w:val="20"/>
+                <w:szCs w:val="20"/>
+              </w:rPr>
+            </w:pPr>
+            <w:r>
+              <w:rPr>
+                <w:rFonts w:ascii="Arial" w:hAnsi="Arial" w:cs="Arial"/>
+                <w:sz w:val="20"/>
+                <w:szCs w:val="20"/>
+              </w:rPr>
+              <w:t>Democrats Must Not Repeat the Mistakes of Globalization</w:t>
+            </w:r>
+          </w:p>
+        </w:tc>
+        <w:tc>
+          <w:tcPr>
+            <w:tcW w:w="1517" w:type="dxa"/>
+          </w:tcPr>
+          <w:p>
+            <w:pPr>
+              <w:rPr>
+                <w:rFonts w:ascii="Arial" w:hAnsi="Arial" w:cs="Arial"/>
+                <w:sz w:val="20"/>
+                <w:szCs w:val="20"/>
+              </w:rPr>
+            </w:pPr>
+            <w:r>
+              <w:rPr>
+                <w:rFonts w:ascii="Arial" w:hAnsi="Arial" w:cs="Arial"/>
+                <w:sz w:val="20"/>
+                <w:szCs w:val="20"/>
+              </w:rPr>
+              <w:t>Risks to labor markets, concerns about economic impact of AI</w:t>
+            </w:r>
+          </w:p>
+        </w:tc>
+        <w:tc>
+          <w:tcPr>
+            <w:tcW w:w="1206" w:type="dxa"/>
+          </w:tcPr>
+          <w:p>
+            <w:pPr>
+              <w:rPr>
+                <w:rFonts w:ascii="Arial" w:hAnsi="Arial" w:cs="Arial"/>
+                <w:sz w:val="20"/>
+                <w:szCs w:val="20"/>
+              </w:rPr>
+            </w:pPr>
+            <w:r>
+              <w:rPr>
+                <w:rFonts w:ascii="Arial" w:hAnsi="Arial" w:cs="Arial"/>
+                <w:sz w:val="20"/>
+                <w:szCs w:val="20"/>
+              </w:rPr>
+              <w:t>–0.3125</w:t>
+            </w:r>
+          </w:p>
+        </w:tc>
+        <w:tc>
+          <w:tcPr>
+            <w:tcW w:w="1313" w:type="dxa"/>
+          </w:tcPr>
+          <w:p>
+            <w:pPr>
+              <w:rPr>
+                <w:rFonts w:ascii="Arial" w:hAnsi="Arial" w:cs="Arial"/>
+                <w:sz w:val="20"/>
+                <w:szCs w:val="20"/>
+              </w:rPr>
+            </w:pPr>
+            <w:r>
+              <w:rPr>
+                <w:rFonts w:ascii="Arial" w:hAnsi="Arial" w:cs="Arial"/>
+                <w:sz w:val="20"/>
+                <w:szCs w:val="20"/>
+              </w:rPr>
+              <w:t>–0.6319</w:t>
+            </w:r>
+          </w:p>
+        </w:tc>
+        <w:tc>
+          <w:tcPr>
+            <w:tcW w:w="3636" w:type="dxa"/>
+          </w:tcPr>
+          <w:p>
+            <w:pPr>
+              <w:rPr>
+                <w:rFonts w:ascii="Arial" w:hAnsi="Arial" w:cs="Arial"/>
+                <w:sz w:val="20"/>
+                <w:szCs w:val="20"/>
+              </w:rPr>
+            </w:pPr>
+            <w:r>
+              <w:rPr>
+                <w:rFonts w:ascii="Arial" w:hAnsi="Arial" w:cs="Arial"/>
+                <w:sz w:val="20"/>
+                <w:szCs w:val="20"/>
+              </w:rPr>
+              <w:t xml:space="preserve">The article focuses on job displacement and structural risks. </w:t>
+            </w:r>
+            <w:proofErr w:type="spellStart"/>
+            <w:r>
+              <w:rPr>
+                <w:rFonts w:ascii="Arial" w:hAnsi="Arial" w:cs="Arial"/>
+                <w:sz w:val="20"/>
+                <w:szCs w:val="20"/>
+              </w:rPr>
+              <w:t>RoBERTa</w:t>
+            </w:r>
+            <w:proofErr w:type="spellEnd"/>
+            <w:r>
+              <w:rPr>
+                <w:rFonts w:ascii="Arial" w:hAnsi="Arial" w:cs="Arial"/>
+                <w:sz w:val="20"/>
+                <w:szCs w:val="20"/>
+              </w:rPr>
+              <w:t xml:space="preserve"> detects the negative framing more strongly, while </w:t>
+            </w:r>
+            <w:proofErr w:type="spellStart"/>
+            <w:r>
+              <w:rPr>
+                <w:rFonts w:ascii="Arial" w:hAnsi="Arial" w:cs="Arial"/>
+                <w:sz w:val="20"/>
+                <w:szCs w:val="20"/>
+              </w:rPr>
+              <w:t>TextBlob</w:t>
+            </w:r>
+            <w:proofErr w:type="spellEnd"/>
+            <w:r>
+              <w:rPr>
+                <w:rFonts w:ascii="Arial" w:hAnsi="Arial" w:cs="Arial"/>
+                <w:sz w:val="20"/>
+                <w:szCs w:val="20"/>
+              </w:rPr>
+              <w:t xml:space="preserve"> remains closer to neutral due to limited contextual understanding.</w:t>
+            </w:r>
+          </w:p>
+        </w:tc>
+      </w:tr>
+      <w:tr>
+        <w:tc>
+          <w:tcPr>
+            <w:tcW w:w="1457" w:type="dxa"/>
+          </w:tcPr>
+          <w:p>
+            <w:pPr>
+              <w:rPr>
+                <w:rFonts w:ascii="Arial" w:hAnsi="Arial" w:cs="Arial"/>
+                <w:sz w:val="20"/>
+                <w:szCs w:val="20"/>
+              </w:rPr>
+            </w:pPr>
+            <w:r>
+              <w:rPr>
+                <w:rFonts w:ascii="Arial" w:hAnsi="Arial" w:cs="Arial"/>
+                <w:sz w:val="20"/>
+                <w:szCs w:val="20"/>
+              </w:rPr>
+              <w:t>When the Storm Online Is Worse Than the One Outside</w:t>
+            </w:r>
+          </w:p>
+        </w:tc>
+        <w:tc>
+          <w:tcPr>
+            <w:tcW w:w="1517" w:type="dxa"/>
+          </w:tcPr>
+          <w:p>
+            <w:pPr>
+              <w:rPr>
+                <w:rFonts w:ascii="Arial" w:hAnsi="Arial" w:cs="Arial"/>
+                <w:sz w:val="20"/>
+                <w:szCs w:val="20"/>
+              </w:rPr>
+            </w:pPr>
+            <w:r>
+              <w:rPr>
+                <w:rFonts w:ascii="Arial" w:hAnsi="Arial" w:cs="Arial"/>
+                <w:sz w:val="20"/>
+                <w:szCs w:val="20"/>
+              </w:rPr>
+              <w:t>The dangers of misinformation and its societal impact</w:t>
+            </w:r>
+          </w:p>
+        </w:tc>
+        <w:tc>
+          <w:tcPr>
+            <w:tcW w:w="1206" w:type="dxa"/>
+          </w:tcPr>
+          <w:p>
+            <w:pPr>
+              <w:rPr>
+                <w:rFonts w:ascii="Arial" w:hAnsi="Arial" w:cs="Arial"/>
+                <w:sz w:val="20"/>
+                <w:szCs w:val="20"/>
+              </w:rPr>
+            </w:pPr>
+            <w:r>
+              <w:rPr>
+                <w:rFonts w:ascii="Arial" w:hAnsi="Arial" w:cs="Arial"/>
+                <w:sz w:val="20"/>
+                <w:szCs w:val="20"/>
+              </w:rPr>
+              <w:t>–0.0833</w:t>
+            </w:r>
+          </w:p>
+        </w:tc>
+        <w:tc>
+          <w:tcPr>
+            <w:tcW w:w="1313" w:type="dxa"/>
+          </w:tcPr>
+          <w:p>
+            <w:pPr>
+              <w:rPr>
+                <w:rFonts w:ascii="Arial" w:hAnsi="Arial" w:cs="Arial"/>
+                <w:sz w:val="20"/>
+                <w:szCs w:val="20"/>
+              </w:rPr>
+            </w:pPr>
+            <w:r>
+              <w:rPr>
+                <w:rFonts w:ascii="Arial" w:hAnsi="Arial" w:cs="Arial"/>
+                <w:sz w:val="20"/>
+                <w:szCs w:val="20"/>
+              </w:rPr>
+              <w:t>–0.7183</w:t>
+            </w:r>
+          </w:p>
+        </w:tc>
+        <w:tc>
+          <w:tcPr>
+            <w:tcW w:w="3636" w:type="dxa"/>
+          </w:tcPr>
+          <w:p>
+            <w:pPr>
+              <w:rPr>
+                <w:rFonts w:ascii="Arial" w:hAnsi="Arial" w:cs="Arial"/>
+                <w:sz w:val="20"/>
+                <w:szCs w:val="20"/>
+              </w:rPr>
+            </w:pPr>
+            <w:r>
+              <w:rPr>
+                <w:rFonts w:ascii="Arial" w:hAnsi="Arial" w:cs="Arial"/>
+                <w:sz w:val="20"/>
+                <w:szCs w:val="20"/>
+              </w:rPr>
+              <w:t xml:space="preserve">The entire article emphasizes harm caused by misinformation. </w:t>
+            </w:r>
+            <w:proofErr w:type="spellStart"/>
+            <w:r>
+              <w:rPr>
+                <w:rFonts w:ascii="Arial" w:hAnsi="Arial" w:cs="Arial"/>
+                <w:sz w:val="20"/>
+                <w:szCs w:val="20"/>
+              </w:rPr>
+              <w:t>RoBERTa</w:t>
+            </w:r>
+            <w:proofErr w:type="spellEnd"/>
+            <w:r>
+              <w:rPr>
+                <w:rFonts w:ascii="Arial" w:hAnsi="Arial" w:cs="Arial"/>
+                <w:sz w:val="20"/>
+                <w:szCs w:val="20"/>
+              </w:rPr>
+              <w:t xml:space="preserve"> assigns a strongly negative score, while </w:t>
+            </w:r>
+            <w:proofErr w:type="spellStart"/>
+            <w:r>
+              <w:rPr>
+                <w:rFonts w:ascii="Arial" w:hAnsi="Arial" w:cs="Arial"/>
+                <w:sz w:val="20"/>
+                <w:szCs w:val="20"/>
+              </w:rPr>
+              <w:t>TextBlob</w:t>
+            </w:r>
+            <w:proofErr w:type="spellEnd"/>
+            <w:r>
+              <w:rPr>
+                <w:rFonts w:ascii="Arial" w:hAnsi="Arial" w:cs="Arial"/>
+                <w:sz w:val="20"/>
+                <w:szCs w:val="20"/>
+              </w:rPr>
+              <w:t xml:space="preserve"> captures only mild negativity because it relies on surface-level polarity.</w:t>
+            </w:r>
+          </w:p>
+        </w:tc>
+      </w:tr>
+      <w:tr>
+        <w:tc>
+          <w:tcPr>
+            <w:tcW w:w="1457" w:type="dxa"/>
+          </w:tcPr>
+          <w:p>
+            <w:pPr>
+              <w:rPr>
+                <w:rFonts w:ascii="Arial" w:hAnsi="Arial" w:cs="Arial"/>
+                <w:sz w:val="20"/>
+                <w:szCs w:val="20"/>
+              </w:rPr>
+            </w:pPr>
+            <w:r>
+              <w:rPr>
+                <w:rFonts w:ascii="Arial" w:hAnsi="Arial" w:cs="Arial"/>
+                <w:sz w:val="20"/>
+                <w:szCs w:val="20"/>
+              </w:rPr>
+              <w:t>Happy Puppies and Silly Geese: Pushing the Limits of A.I. Absurdity</w:t>
+            </w:r>
+          </w:p>
+        </w:tc>
+        <w:tc>
+          <w:tcPr>
+            <w:tcW w:w="1517" w:type="dxa"/>
+          </w:tcPr>
+          <w:p>
+            <w:pPr>
+              <w:rPr>
+                <w:rFonts w:ascii="Arial" w:hAnsi="Arial" w:cs="Arial"/>
+                <w:sz w:val="20"/>
+                <w:szCs w:val="20"/>
+              </w:rPr>
+            </w:pPr>
+            <w:r>
+              <w:rPr>
+                <w:rFonts w:ascii="Arial" w:hAnsi="Arial" w:cs="Arial"/>
+                <w:sz w:val="20"/>
+                <w:szCs w:val="20"/>
+              </w:rPr>
+              <w:t>Humorous, positive examples of AI image generation</w:t>
+            </w:r>
+          </w:p>
+        </w:tc>
+        <w:tc>
+          <w:tcPr>
+            <w:tcW w:w="1206" w:type="dxa"/>
+          </w:tcPr>
+          <w:p>
+            <w:pPr>
+              <w:rPr>
+                <w:rFonts w:ascii="Arial" w:hAnsi="Arial" w:cs="Arial"/>
+                <w:sz w:val="20"/>
+                <w:szCs w:val="20"/>
+              </w:rPr>
+            </w:pPr>
+            <w:r>
+              <w:rPr>
+                <w:rFonts w:ascii="Arial" w:hAnsi="Arial" w:cs="Arial"/>
+                <w:sz w:val="20"/>
+                <w:szCs w:val="20"/>
+              </w:rPr>
+              <w:t>+0.0333</w:t>
+            </w:r>
+          </w:p>
+        </w:tc>
+        <w:tc>
+          <w:tcPr>
+            <w:tcW w:w="1313" w:type="dxa"/>
+          </w:tcPr>
+          <w:p>
+            <w:pPr>
+              <w:rPr>
+                <w:rFonts w:ascii="Arial" w:hAnsi="Arial" w:cs="Arial"/>
+                <w:sz w:val="20"/>
+                <w:szCs w:val="20"/>
+              </w:rPr>
+            </w:pPr>
+            <w:r>
+              <w:rPr>
+                <w:rFonts w:ascii="Arial" w:hAnsi="Arial" w:cs="Arial"/>
+                <w:sz w:val="20"/>
+                <w:szCs w:val="20"/>
+              </w:rPr>
+              <w:t>+0.5425</w:t>
+            </w:r>
+          </w:p>
+        </w:tc>
+        <w:tc>
+          <w:tcPr>
+            <w:tcW w:w="3636" w:type="dxa"/>
+          </w:tcPr>
+          <w:p>
+            <w:pPr>
+              <w:rPr>
+                <w:rFonts w:ascii="Arial" w:hAnsi="Arial" w:cs="Arial"/>
+                <w:sz w:val="20"/>
+                <w:szCs w:val="20"/>
+              </w:rPr>
+            </w:pPr>
+            <w:r>
+              <w:rPr>
+                <w:rFonts w:ascii="Arial" w:hAnsi="Arial" w:cs="Arial"/>
+                <w:sz w:val="20"/>
+                <w:szCs w:val="20"/>
+              </w:rPr>
+              <w:t xml:space="preserve">Both models classify the article as positive, but </w:t>
+            </w:r>
+            <w:proofErr w:type="spellStart"/>
+            <w:r>
+              <w:rPr>
+                <w:rFonts w:ascii="Arial" w:hAnsi="Arial" w:cs="Arial"/>
+                <w:sz w:val="20"/>
+                <w:szCs w:val="20"/>
+              </w:rPr>
+              <w:t>RoBERTa</w:t>
+            </w:r>
+            <w:proofErr w:type="spellEnd"/>
+            <w:r>
+              <w:rPr>
+                <w:rFonts w:ascii="Arial" w:hAnsi="Arial" w:cs="Arial"/>
+                <w:sz w:val="20"/>
+                <w:szCs w:val="20"/>
+              </w:rPr>
+              <w:t xml:space="preserve"> amplifies the sentiment because it detects the playful and lighthearted tone more effectively than lexicon-based methods.</w:t>
+            </w:r>
+          </w:p>
+        </w:tc>
+      </w:tr>
+      <w:tr>
+        <w:tc>
+          <w:tcPr>
+            <w:tcW w:w="1457" w:type="dxa"/>
+          </w:tcPr>
+          <w:p>
+            <w:pPr>
+              <w:rPr>
+                <w:rFonts w:ascii="Arial" w:hAnsi="Arial" w:cs="Arial"/>
+                <w:sz w:val="20"/>
+                <w:szCs w:val="20"/>
+              </w:rPr>
+            </w:pPr>
+            <w:r>
+              <w:rPr>
+                <w:rFonts w:ascii="Arial" w:hAnsi="Arial" w:cs="Arial"/>
+                <w:sz w:val="20"/>
+                <w:szCs w:val="20"/>
+              </w:rPr>
+              <w:t>Elon Musk Sues OpenAI and Sam Altman</w:t>
+            </w:r>
+          </w:p>
+        </w:tc>
+        <w:tc>
+          <w:tcPr>
+            <w:tcW w:w="1517" w:type="dxa"/>
+          </w:tcPr>
+          <w:p>
+            <w:pPr>
+              <w:rPr>
+                <w:rFonts w:ascii="Arial" w:hAnsi="Arial" w:cs="Arial"/>
+                <w:sz w:val="20"/>
+                <w:szCs w:val="20"/>
+              </w:rPr>
+            </w:pPr>
+            <w:r>
+              <w:rPr>
+                <w:rFonts w:ascii="Arial" w:hAnsi="Arial" w:cs="Arial"/>
+                <w:sz w:val="20"/>
+                <w:szCs w:val="20"/>
+              </w:rPr>
+              <w:t>Legal dispute, ethical controversy, corporate conflict</w:t>
+            </w:r>
+          </w:p>
+        </w:tc>
+        <w:tc>
+          <w:tcPr>
+            <w:tcW w:w="1206" w:type="dxa"/>
+          </w:tcPr>
+          <w:p>
+            <w:pPr>
+              <w:rPr>
+                <w:rFonts w:ascii="Arial" w:hAnsi="Arial" w:cs="Arial" w:hint="eastAsia"/>
+                <w:sz w:val="20"/>
+                <w:szCs w:val="20"/>
+              </w:rPr>
+            </w:pPr>
+            <w:r>
+              <w:rPr>
+                <w:rFonts w:ascii="Arial" w:hAnsi="Arial" w:cs="Arial"/>
+                <w:sz w:val="20"/>
+                <w:szCs w:val="20"/>
+              </w:rPr>
+              <w:t>0.25</w:t>
+            </w:r>
+          </w:p>
+        </w:tc>
+        <w:tc>
+          <w:tcPr>
+            <w:tcW w:w="1313" w:type="dxa"/>
+          </w:tcPr>
+          <w:p>
+            <w:pPr>
+              <w:rPr>
+                <w:rFonts w:ascii="Arial" w:hAnsi="Arial" w:cs="Arial"/>
+                <w:sz w:val="20"/>
+                <w:szCs w:val="20"/>
+              </w:rPr>
+            </w:pPr>
+            <w:r>
+              <w:rPr>
+                <w:rFonts w:ascii="Arial" w:hAnsi="Arial" w:cs="Arial"/>
+                <w:sz w:val="20"/>
+                <w:szCs w:val="20"/>
+              </w:rPr>
+              <w:t>-0.6089</w:t>
+            </w:r>
+          </w:p>
+        </w:tc>
+        <w:tc>
+          <w:tcPr>
+            <w:tcW w:w="3636" w:type="dxa"/>
+          </w:tcPr>
+          <w:p>
+            <w:pPr>
+              <w:rPr>
+                <w:rFonts w:ascii="Arial" w:hAnsi="Arial" w:cs="Arial" w:hint="eastAsia"/>
+                <w:sz w:val="20"/>
+                <w:szCs w:val="20"/>
+              </w:rPr>
+            </w:pPr>
+            <w:proofErr w:type="spellStart"/>
+            <w:r>
+              <w:rPr>
+                <w:rFonts w:ascii="Arial" w:hAnsi="Arial" w:cs="Arial"/>
+                <w:sz w:val="20"/>
+                <w:szCs w:val="20"/>
+              </w:rPr>
+              <w:t>TextBlob</w:t>
+            </w:r>
+            <w:proofErr w:type="spellEnd"/>
+            <w:r>
+              <w:rPr>
+                <w:rFonts w:ascii="Arial" w:hAnsi="Arial" w:cs="Arial"/>
+                <w:sz w:val="20"/>
+                <w:szCs w:val="20"/>
+              </w:rPr>
+              <w:t xml:space="preserve"> incorrectly returns a positive score because phrases like “benefit humanity’’ contain positive words. </w:t>
+            </w:r>
+            <w:proofErr w:type="spellStart"/>
+            <w:r>
+              <w:rPr>
+                <w:rFonts w:ascii="Arial" w:hAnsi="Arial" w:cs="Arial"/>
+                <w:sz w:val="20"/>
+                <w:szCs w:val="20"/>
+              </w:rPr>
+              <w:t>RoBERTa</w:t>
+            </w:r>
+            <w:proofErr w:type="spellEnd"/>
+            <w:r>
+              <w:rPr>
+                <w:rFonts w:ascii="Arial" w:hAnsi="Arial" w:cs="Arial"/>
+                <w:sz w:val="20"/>
+                <w:szCs w:val="20"/>
+              </w:rPr>
+              <w:t xml:space="preserve"> correctly interprets the article as negative due to its conflict-</w:t>
+            </w:r>
+            <w:r>
+              <w:rPr>
+                <w:rFonts w:ascii="Arial" w:hAnsi="Arial" w:cs="Arial"/>
+                <w:sz w:val="20"/>
+                <w:szCs w:val="20"/>
+              </w:rPr>
+              <w:lastRenderedPageBreak/>
+              <w:t>oriented narrative.</w:t>
+            </w:r>
+          </w:p>
+        </w:tc>
+      </w:tr>
+    </w:tbl>
+    <w:p>
+      <w:pPr>
+        <w:rPr>
+          <w:rFonts w:ascii="Arial" w:hAnsi="Arial" w:cs="Arial"/>
+        </w:rPr>
+      </w:pPr>
+    </w:p>
+    <w:p>
+      <w:pPr>
+        <w:rPr>
+          <w:rFonts w:ascii="Arial" w:hAnsi="Arial" w:cs="Arial"/>
+        </w:rPr>
+      </w:pPr>
+      <w:r>
+        <w:rPr>
+          <w:rFonts w:ascii="Arial" w:hAnsi="Arial" w:cs="Arial"/>
+        </w:rPr>
+        <w:t>These examples illustrate the key differences between the two sentiment analysis models:</w:t>
+      </w:r>
+    </w:p>
+    <w:p>
+      <w:pPr>
+        <w:rPr>
+          <w:rFonts w:ascii="Arial" w:hAnsi="Arial" w:cs="Arial"/>
+        </w:rPr>
+      </w:pPr>
+      <w:proofErr w:type="spellStart"/>
+      <w:r>
+        <w:rPr>
+          <w:rFonts w:ascii="Arial" w:hAnsi="Arial" w:cs="Arial"/>
+        </w:rPr>
+        <w:t>TextBlob</w:t>
+      </w:r>
+      <w:proofErr w:type="spellEnd"/>
+      <w:r>
+        <w:rPr>
+          <w:rFonts w:ascii="Arial" w:hAnsi="Arial" w:cs="Arial"/>
+        </w:rPr>
+        <w:t xml:space="preserve"> tends to produce neutral or weak sentiment because it counts positive/negative words without considering context. It misclassifies articles involving conflict or risk if they also contain positive-sounding terms.</w:t>
+      </w:r>
+    </w:p>
+    <w:p>
+      <w:pPr>
+        <w:rPr>
+          <w:rFonts w:ascii="Arial" w:hAnsi="Arial" w:cs="Arial"/>
+        </w:rPr>
+      </w:pPr>
+      <w:proofErr w:type="spellStart"/>
+      <w:r>
+        <w:rPr>
+          <w:rFonts w:ascii="Arial" w:hAnsi="Arial" w:cs="Arial"/>
+        </w:rPr>
+        <w:t>RoBERTa</w:t>
+      </w:r>
+      <w:proofErr w:type="spellEnd"/>
+      <w:r>
+        <w:rPr>
+          <w:rFonts w:ascii="Arial" w:hAnsi="Arial" w:cs="Arial"/>
+        </w:rPr>
+        <w:t xml:space="preserve"> consistently provides more accurate sentiment scores for news articles, especially when topics </w:t>
+      </w:r>
+      <w:proofErr w:type="gramStart"/>
+      <w:r>
+        <w:rPr>
+          <w:rFonts w:ascii="Arial" w:hAnsi="Arial" w:cs="Arial"/>
+        </w:rPr>
+        <w:t>involve:</w:t>
+      </w:r>
+      <w:proofErr w:type="gramEnd"/>
+      <w:r>
+        <w:rPr>
+          <w:rFonts w:ascii="Arial" w:hAnsi="Arial" w:cs="Arial"/>
+        </w:rPr>
+        <w:t xml:space="preserve"> </w:t>
+      </w:r>
+      <w:r>
+        <w:rPr>
+          <w:rFonts w:ascii="Arial" w:hAnsi="Arial" w:cs="Arial"/>
+        </w:rPr>
+        <w:t>misinformation,</w:t>
+      </w:r>
+      <w:r>
+        <w:rPr>
+          <w:rFonts w:ascii="Arial" w:hAnsi="Arial" w:cs="Arial"/>
+        </w:rPr>
+        <w:t xml:space="preserve"> </w:t>
+      </w:r>
+      <w:r>
+        <w:rPr>
+          <w:rFonts w:ascii="Arial" w:hAnsi="Arial" w:cs="Arial"/>
+        </w:rPr>
+        <w:t>social harm,</w:t>
+      </w:r>
+      <w:r>
+        <w:rPr>
+          <w:rFonts w:ascii="Arial" w:hAnsi="Arial" w:cs="Arial"/>
+        </w:rPr>
+        <w:t xml:space="preserve"> </w:t>
+      </w:r>
+      <w:r>
+        <w:rPr>
+          <w:rFonts w:ascii="Arial" w:hAnsi="Arial" w:cs="Arial"/>
+        </w:rPr>
+        <w:t>legal disputes,</w:t>
+      </w:r>
+      <w:r>
+        <w:rPr>
+          <w:rFonts w:ascii="Arial" w:hAnsi="Arial" w:cs="Arial"/>
+        </w:rPr>
+        <w:t xml:space="preserve"> </w:t>
+      </w:r>
+      <w:r>
+        <w:rPr>
+          <w:rFonts w:ascii="Arial" w:hAnsi="Arial" w:cs="Arial"/>
+        </w:rPr>
+        <w:t>or ethical controversies in AI.</w:t>
+      </w:r>
+    </w:p>
+    <w:p>
+      <w:pPr>
+        <w:spacing w:line="276" w:lineRule="auto"/>
+        <w:rPr>
+          <w:rFonts w:ascii="Arial" w:hAnsi="Arial" w:cs="Arial"/>
+        </w:rPr>
+      </w:pPr>
+      <w:r>
+        <w:rPr>
+          <w:rFonts w:ascii="Arial" w:hAnsi="Arial" w:cs="Arial"/>
+        </w:rPr>
+        <w:t xml:space="preserve">Overall, the comparison demonstrates that transformer-based models are far better suited for capturing nuanced sentiment in AI–misinformation </w:t>
+      </w:r>
+      <w:r>
+        <w:rPr>
+          <w:rFonts w:ascii="Arial" w:hAnsi="Arial" w:cs="Arial"/>
+          <w:sz w:val="24"/>
+        </w:rPr>
+        <w:t>reporting</w:t>
+      </w:r>
+      <w:r>
+        <w:rPr>
+          <w:rFonts w:ascii="Arial" w:hAnsi="Arial" w:cs="Arial"/>
+        </w:rPr>
+        <w:t>.</w:t>
+      </w:r>
+    </w:p>
+    <w:p>
+      <w:pPr>
+        <w:rPr>
+          <w:rFonts w:ascii="Arial" w:hAnsi="Arial" w:cs="Arial"/>
+          <w:b/>
+          <w:bCs/>
+        </w:rPr>
+      </w:pPr>
+      <w:r>
+        <w:rPr>
+          <w:rFonts w:ascii="Arial" w:hAnsi="Arial" w:cs="Arial"/>
+          <w:b/>
+          <w:bCs/>
+        </w:rPr>
+        <w:t>8</w:t>
+      </w:r>
+      <w:r>
+        <w:rPr>
+          <w:rFonts w:ascii="Arial" w:hAnsi="Arial" w:cs="Arial"/>
+          <w:b/>
+          <w:bCs/>
+        </w:rPr>
+        <w:t>. Evaluation and Effectiveness</w:t>
+      </w:r>
+    </w:p>
+    <w:p>
+      <w:pPr>
+        <w:pStyle w:val="a6"/>
         <w:numPr>
           <w:ilvl w:val="0"/>
-          <w:numId w:val="5"/>
+          <w:numId w:val="9"/>
         </w:numPr>
-      </w:pPr>
-      <w:r>
-        <w:t>Negative dips occur around:</w:t>
-      </w:r>
-    </w:p>
-    <w:p>
-      <w:pPr>
+        <w:spacing w:line="276" w:lineRule="auto"/>
+        <w:rPr>
+          <w:rFonts w:ascii="Arial" w:hAnsi="Arial" w:cs="Arial"/>
+        </w:rPr>
+      </w:pPr>
+      <w:r>
+        <w:rPr>
+          <w:rFonts w:ascii="Arial" w:hAnsi="Arial" w:cs="Arial"/>
+        </w:rPr>
+        <w:t>Coverage Completeness: 459 articles across 12 months ensure balanced yearly analysis.</w:t>
+      </w:r>
+    </w:p>
+    <w:p>
+      <w:pPr>
+        <w:pStyle w:val="a6"/>
         <w:numPr>
-          <w:ilvl w:val="1"/>
-          <w:numId w:val="5"/>
+          <w:ilvl w:val="0"/>
+          <w:numId w:val="9"/>
         </w:numPr>
-      </w:pPr>
-      <w:r>
-        <w:rPr>
+        <w:spacing w:line="276" w:lineRule="auto"/>
+        <w:rPr>
+          <w:rFonts w:ascii="Arial" w:hAnsi="Arial" w:cs="Arial"/>
+        </w:rPr>
+      </w:pPr>
+      <w:r>
+        <w:rPr>
+          <w:rFonts w:ascii="Arial" w:hAnsi="Arial" w:cs="Arial"/>
+        </w:rPr>
+        <w:t>Model Comparison:</w:t>
+      </w:r>
+    </w:p>
+    <w:p>
+      <w:pPr>
+        <w:pStyle w:val="a6"/>
+        <w:numPr>
+          <w:ilvl w:val="0"/>
+          <w:numId w:val="9"/>
+        </w:numPr>
+        <w:spacing w:line="276" w:lineRule="auto"/>
+        <w:rPr>
+          <w:rFonts w:ascii="Arial" w:hAnsi="Arial" w:cs="Arial"/>
+        </w:rPr>
+      </w:pPr>
+      <w:proofErr w:type="spellStart"/>
+      <w:r>
+        <w:rPr>
+          <w:rFonts w:ascii="Arial" w:hAnsi="Arial" w:cs="Arial"/>
+        </w:rPr>
+        <w:t>TextBlob</w:t>
+      </w:r>
+      <w:proofErr w:type="spellEnd"/>
+      <w:r>
+        <w:rPr>
+          <w:rFonts w:ascii="Arial" w:hAnsi="Arial" w:cs="Arial"/>
+        </w:rPr>
+        <w:t>: compressed polarity, weaker sensitivity</w:t>
+      </w:r>
+    </w:p>
+    <w:p>
+      <w:pPr>
+        <w:pStyle w:val="a6"/>
+        <w:numPr>
+          <w:ilvl w:val="0"/>
+          <w:numId w:val="9"/>
+        </w:numPr>
+        <w:spacing w:line="276" w:lineRule="auto"/>
+        <w:rPr>
+          <w:rFonts w:ascii="Arial" w:hAnsi="Arial" w:cs="Arial"/>
+        </w:rPr>
+      </w:pPr>
+      <w:proofErr w:type="spellStart"/>
+      <w:r>
+        <w:rPr>
+          <w:rFonts w:ascii="Arial" w:hAnsi="Arial" w:cs="Arial"/>
+        </w:rPr>
+        <w:t>RoBERTa</w:t>
+      </w:r>
+      <w:proofErr w:type="spellEnd"/>
+      <w:r>
+        <w:rPr>
+          <w:rFonts w:ascii="Arial" w:hAnsi="Arial" w:cs="Arial"/>
+        </w:rPr>
+        <w:t>: detects nuance, risk-related negativity</w:t>
+      </w:r>
+    </w:p>
+    <w:p>
+      <w:pPr>
+        <w:pStyle w:val="a6"/>
+        <w:numPr>
+          <w:ilvl w:val="0"/>
+          <w:numId w:val="9"/>
+        </w:numPr>
+        <w:spacing w:line="276" w:lineRule="auto"/>
+        <w:rPr>
+          <w:rFonts w:ascii="Arial" w:hAnsi="Arial" w:cs="Arial"/>
+        </w:rPr>
+      </w:pPr>
+      <w:r>
+        <w:rPr>
+          <w:rFonts w:ascii="Arial" w:hAnsi="Arial" w:cs="Arial"/>
+        </w:rPr>
+        <w:t>Temporal Insight: Sentiment dips align with real-world AI incidents and policy debates.</w:t>
+      </w:r>
+    </w:p>
+    <w:p>
+      <w:pPr>
+        <w:rPr>
+          <w:rFonts w:ascii="Arial" w:hAnsi="Arial" w:cs="Arial"/>
           <w:b/>
           <w:bCs/>
         </w:rPr>
-        <w:t>February (–0.25)</w:t>
-      </w:r>
-    </w:p>
-    <w:p>
-      <w:pPr>
-        <w:numPr>
-          <w:ilvl w:val="1"/>
-          <w:numId w:val="5"/>
-        </w:numPr>
-      </w:pPr>
-      <w:r>
-        <w:rPr>
+      </w:pPr>
+      <w:r>
+        <w:rPr>
+          <w:rFonts w:ascii="Arial" w:hAnsi="Arial" w:cs="Arial"/>
           <w:b/>
           <w:bCs/>
         </w:rPr>
-        <w:t>April–June (–0.18 to –0.22)</w:t>
-      </w:r>
-    </w:p>
-    <w:p>
-      <w:pPr>
-        <w:numPr>
-          <w:ilvl w:val="1"/>
-          <w:numId w:val="5"/>
-        </w:numPr>
-      </w:pPr>
-      <w:r>
-        <w:rPr>
+        <w:t>9</w:t>
+      </w:r>
+      <w:r>
+        <w:rPr>
+          <w:rFonts w:ascii="Arial" w:hAnsi="Arial" w:cs="Arial"/>
           <w:b/>
           <w:bCs/>
         </w:rPr>
-        <w:t>Late fall (–0.20 to –0.36)</w:t>
-      </w:r>
-    </w:p>
-    <w:p>
-      <w:pPr>
+        <w:t>. Challenges and Limitations</w:t>
+      </w:r>
+    </w:p>
+    <w:p>
+      <w:pPr>
+        <w:pStyle w:val="a6"/>
         <w:numPr>
           <w:ilvl w:val="0"/>
-          <w:numId w:val="5"/>
+          <w:numId w:val="9"/>
         </w:numPr>
-      </w:pPr>
-      <w:r>
-        <w:t>This model captures nuance such as concern, risk framing, or negative social impact.</w:t>
-      </w:r>
-    </w:p>
-    <w:p>
-      <w:pPr>
+        <w:spacing w:line="276" w:lineRule="auto"/>
+        <w:rPr>
+          <w:rFonts w:ascii="Arial" w:hAnsi="Arial" w:cs="Arial"/>
+        </w:rPr>
+      </w:pPr>
+      <w:r>
+        <w:rPr>
+          <w:rFonts w:ascii="Arial" w:hAnsi="Arial" w:cs="Arial"/>
+        </w:rPr>
+        <w:t>NYT API pagination limit (10 articles/page)</w:t>
+      </w:r>
+    </w:p>
+    <w:p>
+      <w:pPr>
+        <w:pStyle w:val="a6"/>
         <w:numPr>
           <w:ilvl w:val="0"/>
-          <w:numId w:val="5"/>
+          <w:numId w:val="9"/>
         </w:numPr>
-      </w:pPr>
-      <w:r>
-        <w:t xml:space="preserve">Sharp contrast with </w:t>
-      </w:r>
+        <w:spacing w:line="276" w:lineRule="auto"/>
+        <w:rPr>
+          <w:rFonts w:ascii="Arial" w:hAnsi="Arial" w:cs="Arial"/>
+        </w:rPr>
+      </w:pPr>
       <w:proofErr w:type="spellStart"/>
       <w:r>
+        <w:rPr>
+          <w:rFonts w:ascii="Arial" w:hAnsi="Arial" w:cs="Arial"/>
+        </w:rPr>
         <w:t>TextBlob</w:t>
       </w:r>
       <w:proofErr w:type="spellEnd"/>
       <w:r>
-        <w:t xml:space="preserve"> reveals the importance of model selection.</w:t>
-      </w:r>
-    </w:p>
-    <w:p>
-      <w:pPr>
-        <w:rPr>
+        <w:rPr>
+          <w:rFonts w:ascii="Arial" w:hAnsi="Arial" w:cs="Arial"/>
+        </w:rPr>
+        <w:t xml:space="preserve"> limited in capturing nuanced sentiment</w:t>
+      </w:r>
+    </w:p>
+    <w:p>
+      <w:pPr>
+        <w:pStyle w:val="a6"/>
+        <w:numPr>
+          <w:ilvl w:val="0"/>
+          <w:numId w:val="9"/>
+        </w:numPr>
+        <w:spacing w:line="276" w:lineRule="auto"/>
+        <w:rPr>
+          <w:rFonts w:ascii="Arial" w:hAnsi="Arial" w:cs="Arial"/>
+        </w:rPr>
+      </w:pPr>
+      <w:r>
+        <w:rPr>
+          <w:rFonts w:ascii="Arial" w:hAnsi="Arial" w:cs="Arial"/>
+        </w:rPr>
+        <w:t>Transformer models more computationally expensive</w:t>
+      </w:r>
+    </w:p>
+    <w:p>
+      <w:pPr>
+        <w:pStyle w:val="a6"/>
+        <w:numPr>
+          <w:ilvl w:val="0"/>
+          <w:numId w:val="9"/>
+        </w:numPr>
+        <w:spacing w:line="276" w:lineRule="auto"/>
+        <w:rPr>
+          <w:rFonts w:ascii="Arial" w:hAnsi="Arial" w:cs="Arial"/>
+        </w:rPr>
+      </w:pPr>
+      <w:r>
+        <w:rPr>
+          <w:rFonts w:ascii="Arial" w:hAnsi="Arial" w:cs="Arial"/>
+        </w:rPr>
+        <w:t>Some article fields missing or incomplete</w:t>
+      </w:r>
+    </w:p>
+    <w:p>
+      <w:pPr>
+        <w:rPr>
+          <w:rFonts w:ascii="Arial" w:hAnsi="Arial" w:cs="Arial"/>
           <w:b/>
           <w:bCs/>
         </w:rPr>
       </w:pPr>
       <w:r>
         <w:rPr>
+          <w:rFonts w:ascii="Arial" w:hAnsi="Arial" w:cs="Arial"/>
           <w:b/>
           <w:bCs/>
         </w:rPr>
-        <w:t>7. Evaluation and Effectiveness</w:t>
-      </w:r>
-    </w:p>
-    <w:p>
-      <w:pPr>
-        <w:numPr>
-          <w:ilvl w:val="0"/>
-          <w:numId w:val="6"/>
-        </w:numPr>
-      </w:pPr>
-      <w:r>
-        <w:t>Coverage Completeness: 459 articles across 12 months ensure balanced yearly analysis.</w:t>
-      </w:r>
-    </w:p>
-    <w:p>
-      <w:pPr>
-        <w:numPr>
-          <w:ilvl w:val="0"/>
-          <w:numId w:val="6"/>
-        </w:numPr>
-      </w:pPr>
-      <w:r>
-        <w:t>Model Comparison:</w:t>
-      </w:r>
-    </w:p>
-    <w:p>
-      <w:pPr>
-        <w:numPr>
-          <w:ilvl w:val="0"/>
-          <w:numId w:val="6"/>
-        </w:numPr>
-      </w:pPr>
-      <w:proofErr w:type="spellStart"/>
-      <w:r>
-        <w:t>TextBlob</w:t>
-      </w:r>
-      <w:proofErr w:type="spellEnd"/>
-      <w:r>
-        <w:t>: compressed polarity, weaker sensitivity</w:t>
-      </w:r>
-    </w:p>
-    <w:p>
-      <w:pPr>
-        <w:numPr>
-          <w:ilvl w:val="0"/>
-          <w:numId w:val="6"/>
-        </w:numPr>
-      </w:pPr>
-      <w:proofErr w:type="spellStart"/>
-      <w:r>
-        <w:t>RoBERTa</w:t>
-      </w:r>
-      <w:proofErr w:type="spellEnd"/>
-      <w:r>
-        <w:t>: detects nuance, risk-related negativity</w:t>
-      </w:r>
-    </w:p>
-    <w:p>
-      <w:pPr>
-        <w:numPr>
-          <w:ilvl w:val="0"/>
-          <w:numId w:val="6"/>
-        </w:numPr>
-      </w:pPr>
-      <w:r>
-        <w:t>Temporal Insight: Sentiment dips align with real-world AI incidents and policy debates.</w:t>
-      </w:r>
-    </w:p>
-    <w:p>
-      <w:pPr>
-        <w:rPr>
+        <w:t>10</w:t>
+      </w:r>
+      <w:r>
+        <w:rPr>
+          <w:rFonts w:ascii="Arial" w:hAnsi="Arial" w:cs="Arial"/>
           <w:b/>
           <w:bCs/>
         </w:rPr>
-      </w:pPr>
-      <w:r>
-        <w:rPr>
+        <w:t>. Conclusion</w:t>
+      </w:r>
+    </w:p>
+    <w:p>
+      <w:pPr>
+        <w:rPr>
+          <w:rFonts w:ascii="Arial" w:hAnsi="Arial" w:cs="Arial"/>
+        </w:rPr>
+      </w:pPr>
+      <w:r>
+        <w:rPr>
+          <w:rFonts w:ascii="Arial" w:hAnsi="Arial" w:cs="Arial"/>
+        </w:rPr>
+        <w:t xml:space="preserve">This project successfully demonstrates an end-to-end sentiment monitoring system for AI misinformation topics. While </w:t>
+      </w:r>
+      <w:proofErr w:type="spellStart"/>
+      <w:r>
+        <w:rPr>
+          <w:rFonts w:ascii="Arial" w:hAnsi="Arial" w:cs="Arial"/>
+        </w:rPr>
+        <w:t>TextBlob</w:t>
+      </w:r>
+      <w:proofErr w:type="spellEnd"/>
+      <w:r>
+        <w:rPr>
+          <w:rFonts w:ascii="Arial" w:hAnsi="Arial" w:cs="Arial"/>
+        </w:rPr>
+        <w:t xml:space="preserve"> portrays the news tone as largely neutral, </w:t>
+      </w:r>
+      <w:proofErr w:type="spellStart"/>
+      <w:r>
+        <w:rPr>
+          <w:rFonts w:ascii="Arial" w:hAnsi="Arial" w:cs="Arial"/>
+        </w:rPr>
+        <w:t>RoBERTa</w:t>
+      </w:r>
+      <w:proofErr w:type="spellEnd"/>
+      <w:r>
+        <w:rPr>
+          <w:rFonts w:ascii="Arial" w:hAnsi="Arial" w:cs="Arial"/>
+        </w:rPr>
+        <w:t xml:space="preserve"> reveals a consistent negative framing throughout 2024, highlighting societal concerns surrounding AI misuse. The contrast between models underscores the importance of model selection in sentiment-driven media analysis. The system offers a solid foundation for future research in misinformation tracking, semantic retrieval, and real-time monitoring.</w:t>
+      </w:r>
+    </w:p>
+    <w:p>
+      <w:pPr>
+        <w:rPr>
+          <w:rFonts w:ascii="Arial" w:hAnsi="Arial" w:cs="Arial"/>
+        </w:rPr>
+      </w:pPr>
+      <w:r>
+        <w:rPr>
+          <w:rFonts w:ascii="Arial" w:hAnsi="Arial" w:cs="Arial"/>
           <w:b/>
           <w:bCs/>
         </w:rPr>
-        <w:lastRenderedPageBreak/>
-        <w:t>8. Challenges and Limitations</w:t>
-      </w:r>
-    </w:p>
-    <w:p>
-      <w:pPr>
-        <w:numPr>
-          <w:ilvl w:val="0"/>
-          <w:numId w:val="7"/>
-        </w:numPr>
-      </w:pPr>
-      <w:r>
-        <w:t>NYT API pagination limit (10 articles/page)</w:t>
-      </w:r>
-    </w:p>
-    <w:p>
-      <w:pPr>
-        <w:numPr>
-          <w:ilvl w:val="0"/>
-          <w:numId w:val="7"/>
-        </w:numPr>
-      </w:pPr>
-      <w:proofErr w:type="spellStart"/>
-      <w:r>
-        <w:t>TextBlob</w:t>
-      </w:r>
-      <w:proofErr w:type="spellEnd"/>
-      <w:r>
-        <w:t xml:space="preserve"> limited in capturing nuanced sentiment</w:t>
-      </w:r>
-    </w:p>
-    <w:p>
-      <w:pPr>
-        <w:numPr>
-          <w:ilvl w:val="0"/>
-          <w:numId w:val="7"/>
-        </w:numPr>
-      </w:pPr>
-      <w:r>
-        <w:t>Transformer models more computationally expensive</w:t>
-      </w:r>
-    </w:p>
-    <w:p>
-      <w:pPr>
-        <w:numPr>
-          <w:ilvl w:val="0"/>
-          <w:numId w:val="7"/>
-        </w:numPr>
-      </w:pPr>
-      <w:r>
-        <w:t>Some article fields missing or incomplete</w:t>
-      </w:r>
-    </w:p>
-    <w:p>
-      <w:pPr>
-        <w:rPr>
-          <w:b/>
-          <w:bCs/>
-        </w:rPr>
-      </w:pPr>
-      <w:r>
-        <w:rPr>
-          <w:b/>
-          <w:bCs/>
-        </w:rPr>
-        <w:t>9. Conclusion</w:t>
-      </w:r>
-    </w:p>
-    <w:p>
-      <w:r>
-        <w:t xml:space="preserve">This project successfully demonstrates an end-to-end sentiment monitoring system for AI misinformation topics. While </w:t>
-      </w:r>
-      <w:proofErr w:type="spellStart"/>
-      <w:r>
-        <w:t>TextBlob</w:t>
-      </w:r>
-      <w:proofErr w:type="spellEnd"/>
-      <w:r>
-        <w:t xml:space="preserve"> portrays the news tone as largely neutral, </w:t>
-      </w:r>
-      <w:proofErr w:type="spellStart"/>
-      <w:r>
-        <w:t>RoBERTa</w:t>
-      </w:r>
-      <w:proofErr w:type="spellEnd"/>
-      <w:r>
-        <w:t xml:space="preserve"> reveals a consistent negative framing throughout 2024, highlighting societal concerns surrounding AI misuse. The contrast between models underscores the importance of model selection in sentiment-driven media analysis. The system offers a solid foundation for future research in misinformation tracking, semantic retrieval, and real-time monitoring.</w:t>
-      </w:r>
-    </w:p>
-    <w:p>
-      <w:r>
-        <w:rPr>
-          <w:b/>
-          <w:bCs/>
-        </w:rPr>
         <w:t>Project Code + Documentation Submission Link</w:t>
       </w:r>
       <w:r>
+        <w:rPr>
+          <w:rFonts w:ascii="Arial" w:hAnsi="Arial" w:cs="Arial"/>
+        </w:rPr>
         <w:t>: </w:t>
       </w:r>
       <w:hyperlink r:id="rId11" w:history="1">
         <w:r>
           <w:rPr>
             <w:rStyle w:val="aa"/>
+            <w:rFonts w:ascii="Arial" w:hAnsi="Arial" w:cs="Arial"/>
           </w:rPr>
           <w:t>https://github.com/dongyeon522/ai-fake-news-sentiment</w:t>
         </w:r>
       </w:hyperlink>
     </w:p>
     <w:p>
-      <w:r>
-        <w:rPr>
+      <w:pPr>
+        <w:rPr>
+          <w:rFonts w:ascii="Arial" w:hAnsi="Arial" w:cs="Arial"/>
+        </w:rPr>
+      </w:pPr>
+      <w:r>
+        <w:rPr>
+          <w:rFonts w:ascii="Arial" w:hAnsi="Arial" w:cs="Arial"/>
           <w:b/>
           <w:bCs/>
         </w:rPr>
         <w:t>Project Presentation Submission Link</w:t>
       </w:r>
       <w:r>
+        <w:rPr>
+          <w:rFonts w:ascii="Arial" w:hAnsi="Arial" w:cs="Arial"/>
+        </w:rPr>
         <w:t>: </w:t>
       </w:r>
       <w:hyperlink r:id="rId12" w:history="1">
         <w:r>
           <w:rPr>
             <w:rStyle w:val="aa"/>
+            <w:rFonts w:ascii="Arial" w:hAnsi="Arial" w:cs="Arial"/>
           </w:rPr>
           <w:t>https://mediaspace.illinois.edu/media/t/1_e137pu64</w:t>
         </w:r>
       </w:hyperlink>
       <w:r>
+        <w:rPr>
+          <w:rFonts w:ascii="Arial" w:hAnsi="Arial" w:cs="Arial"/>
+        </w:rPr>
         <w:t> or </w:t>
       </w:r>
       <w:hyperlink r:id="rId13" w:history="1">
         <w:r>
           <w:rPr>
             <w:rStyle w:val="aa"/>
+            <w:rFonts w:ascii="Arial" w:hAnsi="Arial" w:cs="Arial"/>
           </w:rPr>
           <w:t>here</w:t>
         </w:r>
       </w:hyperlink>
+    </w:p>
+    <w:p>
+      <w:pPr>
+        <w:rPr>
+          <w:rFonts w:ascii="Arial" w:hAnsi="Arial" w:cs="Arial"/>
+        </w:rPr>
+      </w:pPr>
+      <w:r>
+        <w:rPr>
+          <w:rFonts w:ascii="Arial" w:hAnsi="Arial" w:cs="Arial"/>
+          <w:b/>
+          <w:bCs/>
+        </w:rPr>
+        <w:t>Final Report Link</w:t>
+      </w:r>
+      <w:r>
+        <w:rPr>
+          <w:rFonts w:ascii="Arial" w:hAnsi="Arial" w:cs="Arial"/>
+        </w:rPr>
+        <w:t xml:space="preserve">: </w:t>
+      </w:r>
+      <w:hyperlink r:id="rId14" w:history="1">
+        <w:r>
+          <w:rPr>
+            <w:rStyle w:val="aa"/>
+            <w:rFonts w:ascii="Arial" w:hAnsi="Arial" w:cs="Arial"/>
+          </w:rPr>
+          <w:t>https://github.com/dongyeon522/ai-fake-news-sentiment/blob/main/final_report.docx</w:t>
+        </w:r>
+      </w:hyperlink>
+    </w:p>
+    <w:p>
+      <w:pPr>
+        <w:rPr>
+          <w:rFonts w:ascii="Arial" w:hAnsi="Arial" w:cs="Arial"/>
+        </w:rPr>
+      </w:pPr>
     </w:p>
     <w:sectPr>
       <w:pgSz w:w="11906" w:h="16838"/>
@@ -1911,6 +3217,233 @@
     </w:lvl>
   </w:abstractNum>
   <w:abstractNum w:abstractNumId="1" w15:restartNumberingAfterBreak="0">
+    <w:nsid w:val="23A06F2F"/>
+    <w:multiLevelType w:val="hybridMultilevel"/>
+    <w:tmpl w:val="67F6C6AA"/>
+    <w:lvl w:ilvl="0" w:tplc="FFFFFFFF">
+      <w:start w:val="1"/>
+      <w:numFmt w:val="bullet"/>
+      <w:lvlText w:val="•"/>
+      <w:lvlJc w:val="left"/>
+      <w:pPr>
+        <w:ind w:left="880" w:hanging="440"/>
+      </w:pPr>
+      <w:rPr>
+        <w:rFonts w:ascii="Wingdings" w:hAnsi="Wingdings" w:hint="default"/>
+      </w:rPr>
+    </w:lvl>
+    <w:lvl w:ilvl="1" w:tplc="1B560612">
+      <w:start w:val="1"/>
+      <w:numFmt w:val="bullet"/>
+      <w:lvlText w:val="–"/>
+      <w:lvlJc w:val="left"/>
+      <w:pPr>
+        <w:ind w:left="1320" w:hanging="440"/>
+      </w:pPr>
+      <w:rPr>
+        <w:rFonts w:ascii="Wingdings" w:hAnsi="Wingdings" w:hint="default"/>
+        <w:color w:val="auto"/>
+      </w:rPr>
+    </w:lvl>
+    <w:lvl w:ilvl="2" w:tplc="FFFFFFFF" w:tentative="1">
+      <w:start w:val="1"/>
+      <w:numFmt w:val="bullet"/>
+      <w:lvlText w:val=""/>
+      <w:lvlJc w:val="left"/>
+      <w:pPr>
+        <w:ind w:left="1760" w:hanging="440"/>
+      </w:pPr>
+      <w:rPr>
+        <w:rFonts w:ascii="Wingdings" w:hAnsi="Wingdings" w:hint="default"/>
+      </w:rPr>
+    </w:lvl>
+    <w:lvl w:ilvl="3" w:tplc="FFFFFFFF" w:tentative="1">
+      <w:start w:val="1"/>
+      <w:numFmt w:val="bullet"/>
+      <w:lvlText w:val=""/>
+      <w:lvlJc w:val="left"/>
+      <w:pPr>
+        <w:ind w:left="2200" w:hanging="440"/>
+      </w:pPr>
+      <w:rPr>
+        <w:rFonts w:ascii="Wingdings" w:hAnsi="Wingdings" w:hint="default"/>
+      </w:rPr>
+    </w:lvl>
+    <w:lvl w:ilvl="4" w:tplc="FFFFFFFF" w:tentative="1">
+      <w:start w:val="1"/>
+      <w:numFmt w:val="bullet"/>
+      <w:lvlText w:val=""/>
+      <w:lvlJc w:val="left"/>
+      <w:pPr>
+        <w:ind w:left="2640" w:hanging="440"/>
+      </w:pPr>
+      <w:rPr>
+        <w:rFonts w:ascii="Wingdings" w:hAnsi="Wingdings" w:hint="default"/>
+      </w:rPr>
+    </w:lvl>
+    <w:lvl w:ilvl="5" w:tplc="FFFFFFFF" w:tentative="1">
+      <w:start w:val="1"/>
+      <w:numFmt w:val="bullet"/>
+      <w:lvlText w:val=""/>
+      <w:lvlJc w:val="left"/>
+      <w:pPr>
+        <w:ind w:left="3080" w:hanging="440"/>
+      </w:pPr>
+      <w:rPr>
+        <w:rFonts w:ascii="Wingdings" w:hAnsi="Wingdings" w:hint="default"/>
+      </w:rPr>
+    </w:lvl>
+    <w:lvl w:ilvl="6" w:tplc="FFFFFFFF" w:tentative="1">
+      <w:start w:val="1"/>
+      <w:numFmt w:val="bullet"/>
+      <w:lvlText w:val=""/>
+      <w:lvlJc w:val="left"/>
+      <w:pPr>
+        <w:ind w:left="3520" w:hanging="440"/>
+      </w:pPr>
+      <w:rPr>
+        <w:rFonts w:ascii="Wingdings" w:hAnsi="Wingdings" w:hint="default"/>
+      </w:rPr>
+    </w:lvl>
+    <w:lvl w:ilvl="7" w:tplc="FFFFFFFF" w:tentative="1">
+      <w:start w:val="1"/>
+      <w:numFmt w:val="bullet"/>
+      <w:lvlText w:val=""/>
+      <w:lvlJc w:val="left"/>
+      <w:pPr>
+        <w:ind w:left="3960" w:hanging="440"/>
+      </w:pPr>
+      <w:rPr>
+        <w:rFonts w:ascii="Wingdings" w:hAnsi="Wingdings" w:hint="default"/>
+      </w:rPr>
+    </w:lvl>
+    <w:lvl w:ilvl="8" w:tplc="FFFFFFFF" w:tentative="1">
+      <w:start w:val="1"/>
+      <w:numFmt w:val="bullet"/>
+      <w:lvlText w:val=""/>
+      <w:lvlJc w:val="left"/>
+      <w:pPr>
+        <w:ind w:left="4400" w:hanging="440"/>
+      </w:pPr>
+      <w:rPr>
+        <w:rFonts w:ascii="Wingdings" w:hAnsi="Wingdings" w:hint="default"/>
+      </w:rPr>
+    </w:lvl>
+  </w:abstractNum>
+  <w:abstractNum w:abstractNumId="2" w15:restartNumberingAfterBreak="0">
+    <w:nsid w:val="247B4A58"/>
+    <w:multiLevelType w:val="hybridMultilevel"/>
+    <w:tmpl w:val="AB24F74E"/>
+    <w:lvl w:ilvl="0" w:tplc="F32C8B0E">
+      <w:start w:val="1"/>
+      <w:numFmt w:val="bullet"/>
+      <w:lvlText w:val="•"/>
+      <w:lvlJc w:val="left"/>
+      <w:pPr>
+        <w:ind w:left="880" w:hanging="440"/>
+      </w:pPr>
+      <w:rPr>
+        <w:rFonts w:ascii="Wingdings" w:hAnsi="Wingdings" w:hint="default"/>
+      </w:rPr>
+    </w:lvl>
+    <w:lvl w:ilvl="1" w:tplc="04090003">
+      <w:start w:val="1"/>
+      <w:numFmt w:val="bullet"/>
+      <w:lvlText w:val=""/>
+      <w:lvlJc w:val="left"/>
+      <w:pPr>
+        <w:ind w:left="1320" w:hanging="440"/>
+      </w:pPr>
+      <w:rPr>
+        <w:rFonts w:ascii="Wingdings" w:hAnsi="Wingdings" w:hint="default"/>
+      </w:rPr>
+    </w:lvl>
+    <w:lvl w:ilvl="2" w:tplc="04090005" w:tentative="1">
+      <w:start w:val="1"/>
+      <w:numFmt w:val="bullet"/>
+      <w:lvlText w:val=""/>
+      <w:lvlJc w:val="left"/>
+      <w:pPr>
+        <w:ind w:left="1760" w:hanging="440"/>
+      </w:pPr>
+      <w:rPr>
+        <w:rFonts w:ascii="Wingdings" w:hAnsi="Wingdings" w:hint="default"/>
+      </w:rPr>
+    </w:lvl>
+    <w:lvl w:ilvl="3" w:tplc="04090001" w:tentative="1">
+      <w:start w:val="1"/>
+      <w:numFmt w:val="bullet"/>
+      <w:lvlText w:val=""/>
+      <w:lvlJc w:val="left"/>
+      <w:pPr>
+        <w:ind w:left="2200" w:hanging="440"/>
+      </w:pPr>
+      <w:rPr>
+        <w:rFonts w:ascii="Wingdings" w:hAnsi="Wingdings" w:hint="default"/>
+      </w:rPr>
+    </w:lvl>
+    <w:lvl w:ilvl="4" w:tplc="04090003" w:tentative="1">
+      <w:start w:val="1"/>
+      <w:numFmt w:val="bullet"/>
+      <w:lvlText w:val=""/>
+      <w:lvlJc w:val="left"/>
+      <w:pPr>
+        <w:ind w:left="2640" w:hanging="440"/>
+      </w:pPr>
+      <w:rPr>
+        <w:rFonts w:ascii="Wingdings" w:hAnsi="Wingdings" w:hint="default"/>
+      </w:rPr>
+    </w:lvl>
+    <w:lvl w:ilvl="5" w:tplc="04090005" w:tentative="1">
+      <w:start w:val="1"/>
+      <w:numFmt w:val="bullet"/>
+      <w:lvlText w:val=""/>
+      <w:lvlJc w:val="left"/>
+      <w:pPr>
+        <w:ind w:left="3080" w:hanging="440"/>
+      </w:pPr>
+      <w:rPr>
+        <w:rFonts w:ascii="Wingdings" w:hAnsi="Wingdings" w:hint="default"/>
+      </w:rPr>
+    </w:lvl>
+    <w:lvl w:ilvl="6" w:tplc="04090001" w:tentative="1">
+      <w:start w:val="1"/>
+      <w:numFmt w:val="bullet"/>
+      <w:lvlText w:val=""/>
+      <w:lvlJc w:val="left"/>
+      <w:pPr>
+        <w:ind w:left="3520" w:hanging="440"/>
+      </w:pPr>
+      <w:rPr>
+        <w:rFonts w:ascii="Wingdings" w:hAnsi="Wingdings" w:hint="default"/>
+      </w:rPr>
+    </w:lvl>
+    <w:lvl w:ilvl="7" w:tplc="04090003" w:tentative="1">
+      <w:start w:val="1"/>
+      <w:numFmt w:val="bullet"/>
+      <w:lvlText w:val=""/>
+      <w:lvlJc w:val="left"/>
+      <w:pPr>
+        <w:ind w:left="3960" w:hanging="440"/>
+      </w:pPr>
+      <w:rPr>
+        <w:rFonts w:ascii="Wingdings" w:hAnsi="Wingdings" w:hint="default"/>
+      </w:rPr>
+    </w:lvl>
+    <w:lvl w:ilvl="8" w:tplc="04090005" w:tentative="1">
+      <w:start w:val="1"/>
+      <w:numFmt w:val="bullet"/>
+      <w:lvlText w:val=""/>
+      <w:lvlJc w:val="left"/>
+      <w:pPr>
+        <w:ind w:left="4400" w:hanging="440"/>
+      </w:pPr>
+      <w:rPr>
+        <w:rFonts w:ascii="Wingdings" w:hAnsi="Wingdings" w:hint="default"/>
+      </w:rPr>
+    </w:lvl>
+  </w:abstractNum>
+  <w:abstractNum w:abstractNumId="3" w15:restartNumberingAfterBreak="0">
     <w:nsid w:val="3DD14593"/>
     <w:multiLevelType w:val="multilevel"/>
     <w:tmpl w:val="B5D2CC30"/>
@@ -2059,7 +3592,7 @@
       </w:rPr>
     </w:lvl>
   </w:abstractNum>
-  <w:abstractNum w:abstractNumId="2" w15:restartNumberingAfterBreak="0">
+  <w:abstractNum w:abstractNumId="4" w15:restartNumberingAfterBreak="0">
     <w:nsid w:val="4261380E"/>
     <w:multiLevelType w:val="multilevel"/>
     <w:tmpl w:val="57A84C86"/>
@@ -2208,7 +3741,7 @@
       </w:rPr>
     </w:lvl>
   </w:abstractNum>
-  <w:abstractNum w:abstractNumId="3" w15:restartNumberingAfterBreak="0">
+  <w:abstractNum w:abstractNumId="5" w15:restartNumberingAfterBreak="0">
     <w:nsid w:val="432A5631"/>
     <w:multiLevelType w:val="multilevel"/>
     <w:tmpl w:val="A078C3AA"/>
@@ -2357,7 +3890,7 @@
       </w:rPr>
     </w:lvl>
   </w:abstractNum>
-  <w:abstractNum w:abstractNumId="4" w15:restartNumberingAfterBreak="0">
+  <w:abstractNum w:abstractNumId="6" w15:restartNumberingAfterBreak="0">
     <w:nsid w:val="45D36FF6"/>
     <w:multiLevelType w:val="multilevel"/>
     <w:tmpl w:val="03F086A8"/>
@@ -2506,7 +4039,7 @@
       </w:rPr>
     </w:lvl>
   </w:abstractNum>
-  <w:abstractNum w:abstractNumId="5" w15:restartNumberingAfterBreak="0">
+  <w:abstractNum w:abstractNumId="7" w15:restartNumberingAfterBreak="0">
     <w:nsid w:val="559B733F"/>
     <w:multiLevelType w:val="hybridMultilevel"/>
     <w:tmpl w:val="309665E6"/>
@@ -2619,7 +4152,7 @@
       </w:rPr>
     </w:lvl>
   </w:abstractNum>
-  <w:abstractNum w:abstractNumId="6" w15:restartNumberingAfterBreak="0">
+  <w:abstractNum w:abstractNumId="8" w15:restartNumberingAfterBreak="0">
     <w:nsid w:val="5906168A"/>
     <w:multiLevelType w:val="multilevel"/>
     <w:tmpl w:val="B9C079CE"/>
@@ -2768,7 +4301,7 @@
       </w:rPr>
     </w:lvl>
   </w:abstractNum>
-  <w:abstractNum w:abstractNumId="7" w15:restartNumberingAfterBreak="0">
+  <w:abstractNum w:abstractNumId="9" w15:restartNumberingAfterBreak="0">
     <w:nsid w:val="5CB132C1"/>
     <w:multiLevelType w:val="multilevel"/>
     <w:tmpl w:val="A84855AA"/>
@@ -2918,28 +4451,34 @@
     </w:lvl>
   </w:abstractNum>
   <w:num w:numId="1" w16cid:durableId="739595517">
-    <w:abstractNumId w:val="6"/>
+    <w:abstractNumId w:val="8"/>
   </w:num>
   <w:num w:numId="2" w16cid:durableId="1744789258">
-    <w:abstractNumId w:val="1"/>
+    <w:abstractNumId w:val="3"/>
   </w:num>
   <w:num w:numId="3" w16cid:durableId="2033913280">
-    <w:abstractNumId w:val="3"/>
+    <w:abstractNumId w:val="5"/>
   </w:num>
   <w:num w:numId="4" w16cid:durableId="1736080283">
-    <w:abstractNumId w:val="7"/>
+    <w:abstractNumId w:val="9"/>
   </w:num>
   <w:num w:numId="5" w16cid:durableId="415516449">
-    <w:abstractNumId w:val="2"/>
+    <w:abstractNumId w:val="4"/>
   </w:num>
   <w:num w:numId="6" w16cid:durableId="2057928523">
     <w:abstractNumId w:val="0"/>
   </w:num>
   <w:num w:numId="7" w16cid:durableId="1089885442">
-    <w:abstractNumId w:val="4"/>
+    <w:abstractNumId w:val="6"/>
   </w:num>
   <w:num w:numId="8" w16cid:durableId="560288214">
-    <w:abstractNumId w:val="5"/>
+    <w:abstractNumId w:val="7"/>
+  </w:num>
+  <w:num w:numId="9" w16cid:durableId="133910647">
+    <w:abstractNumId w:val="2"/>
+  </w:num>
+  <w:num w:numId="10" w16cid:durableId="902715428">
+    <w:abstractNumId w:val="1"/>
   </w:num>
 </w:numbering>
 </file>
@@ -3551,6 +5090,7 @@
   <w:style w:type="character" w:default="1" w:styleId="a0">
     <w:name w:val="Default Paragraph Font"/>
     <w:uiPriority w:val="1"/>
+    <w:semiHidden/>
     <w:unhideWhenUsed/>
   </w:style>
   <w:style w:type="table" w:default="1" w:styleId="a1">
@@ -3882,6 +5422,47 @@
       <w:shd w:val="clear" w:color="auto" w:fill="E1DFDD"/>
     </w:rPr>
   </w:style>
+  <w:style w:type="table" w:styleId="ac">
+    <w:name w:val="Table Grid"/>
+    <w:basedOn w:val="a1"/>
+    <w:uiPriority w:val="39"/>
+    <w:rsid w:val="00C12632"/>
+    <w:pPr>
+      <w:spacing w:after="0"/>
+    </w:pPr>
+    <w:tblPr>
+      <w:tblBorders>
+        <w:top w:val="single" w:sz="4" w:space="0" w:color="auto"/>
+        <w:left w:val="single" w:sz="4" w:space="0" w:color="auto"/>
+        <w:bottom w:val="single" w:sz="4" w:space="0" w:color="auto"/>
+        <w:right w:val="single" w:sz="4" w:space="0" w:color="auto"/>
+        <w:insideH w:val="single" w:sz="4" w:space="0" w:color="auto"/>
+        <w:insideV w:val="single" w:sz="4" w:space="0" w:color="auto"/>
+      </w:tblBorders>
+    </w:tblPr>
+  </w:style>
+  <w:style w:type="character" w:styleId="ad">
+    <w:name w:val="Strong"/>
+    <w:basedOn w:val="a0"/>
+    <w:uiPriority w:val="22"/>
+    <w:qFormat/>
+    <w:rsid w:val="00147A8A"/>
+    <w:rPr>
+      <w:b/>
+      <w:bCs/>
+    </w:rPr>
+  </w:style>
+  <w:style w:type="character" w:styleId="ae">
+    <w:name w:val="Emphasis"/>
+    <w:basedOn w:val="a0"/>
+    <w:uiPriority w:val="20"/>
+    <w:qFormat/>
+    <w:rsid w:val="00147A8A"/>
+    <w:rPr>
+      <w:i/>
+      <w:iCs/>
+    </w:rPr>
+  </w:style>
 </w:styles>
 </file>
 
